--- a/Coding 2 - year/Unit 7 - Capstone Project/Daily Lesson Plans/Word/Day 20.docx
+++ b/Coding 2 - year/Unit 7 - Capstone Project/Daily Lesson Plans/Word/Day 20.docx
@@ -50,12 +50,15 @@
               </w:rPr>
               <w:t xml:space="preserve">Coding II — Full Year</w:t>
             </w:r>
-          </w:p>
-          <w:p>
-            <w:pPr>
-              <w:spacing w:before="40"/>
-              <w:jc w:val="center"/>
-            </w:pPr>
+            <w:r>
+              <w:rPr>
+                <w:rFonts w:ascii="Arial" w:cs="Arial" w:eastAsia="Arial" w:hAnsi="Arial"/>
+                <w:sz w:val="16"/>
+                <w:szCs w:val="16"/>
+              </w:rPr>
+              <w:br/>
+              <w:t xml:space="preserve"/>
+            </w:r>
             <w:r>
               <w:rPr>
                 <w:rFonts w:ascii="Arial" w:cs="Arial" w:eastAsia="Arial" w:hAnsi="Arial"/>
@@ -83,7 +86,7 @@
           <w:rFonts w:ascii="Arial" w:cs="Arial" w:eastAsia="Arial" w:hAnsi="Arial"/>
           <w:b/>
           <w:bCs/>
-          <w:color w:val="0D3B1F"/>
+          <w:color w:val="1B7A4A"/>
           <w:sz w:val="32"/>
           <w:szCs w:val="32"/>
         </w:rPr>
@@ -200,9 +203,9 @@
               <w:right w:val="single" w:color="CCCCCC" w:sz="1"/>
             </w:tcBorders>
             <w:tcMar>
-              <w:top w:type="dxa" w:w="60"/>
+              <w:top w:type="dxa" w:w="80"/>
               <w:left w:type="dxa" w:w="120"/>
-              <w:bottom w:type="dxa" w:w="60"/>
+              <w:bottom w:type="dxa" w:w="80"/>
               <w:right w:type="dxa" w:w="120"/>
             </w:tcMar>
           </w:tcPr>
@@ -229,20 +232,147 @@
               <w:right w:val="single" w:color="CCCCCC" w:sz="1"/>
             </w:tcBorders>
             <w:tcMar>
-              <w:top w:type="dxa" w:w="60"/>
+              <w:top w:type="dxa" w:w="80"/>
               <w:left w:type="dxa" w:w="120"/>
-              <w:bottom w:type="dxa" w:w="60"/>
+              <w:bottom w:type="dxa" w:w="80"/>
               <w:right w:type="dxa" w:w="120"/>
             </w:tcMar>
           </w:tcPr>
           <w:p>
-            <w:r>
-              <w:rPr>
-                <w:rFonts w:ascii="Arial" w:cs="Arial" w:eastAsia="Arial" w:hAnsi="Arial"/>
-                <w:sz w:val="20"/>
-                <w:szCs w:val="20"/>
+            <w:pPr>
+              <w:spacing w:after="80" w:before="80"/>
+            </w:pPr>
+            <w:r>
+              <w:rPr>
+                <w:rFonts w:ascii="Arial" w:cs="Arial" w:eastAsia="Arial" w:hAnsi="Arial"/>
+                <w:b/>
+                <w:bCs/>
+                <w:i w:val="false"/>
+                <w:iCs w:val="false"/>
+                <w:color w:val="000000"/>
+                <w:sz w:val="22"/>
+                <w:szCs w:val="22"/>
               </w:rPr>
               <w:t xml:space="preserve">Bell Ringer / Review</w:t>
+            </w:r>
+            <w:r>
+              <w:rPr>
+                <w:rFonts w:ascii="Arial" w:cs="Arial" w:eastAsia="Arial" w:hAnsi="Arial"/>
+                <w:sz w:val="20"/>
+                <w:szCs w:val="20"/>
+              </w:rPr>
+              <w:br/>
+              <w:t xml:space="preserve"/>
+            </w:r>
+            <w:r>
+              <w:rPr>
+                <w:rFonts w:ascii="Arial" w:cs="Arial" w:eastAsia="Arial" w:hAnsi="Arial"/>
+                <w:sz w:val="20"/>
+                <w:szCs w:val="20"/>
+              </w:rPr>
+              <w:br/>
+              <w:t xml:space="preserve"/>
+            </w:r>
+            <w:r>
+              <w:rPr>
+                <w:rFonts w:ascii="Arial" w:cs="Arial" w:eastAsia="Arial" w:hAnsi="Arial"/>
+                <w:b/>
+                <w:bCs/>
+                <w:i w:val="false"/>
+                <w:iCs w:val="false"/>
+                <w:color w:val="000000"/>
+                <w:sz w:val="20"/>
+                <w:szCs w:val="20"/>
+              </w:rPr>
+              <w:t xml:space="preserve">Quick Write </w:t>
+            </w:r>
+            <w:r>
+              <w:rPr>
+                <w:rFonts w:ascii="Arial" w:cs="Arial" w:eastAsia="Arial" w:hAnsi="Arial"/>
+                <w:b w:val="false"/>
+                <w:bCs w:val="false"/>
+                <w:i w:val="false"/>
+                <w:iCs w:val="false"/>
+                <w:color w:val="000000"/>
+                <w:sz w:val="20"/>
+                <w:szCs w:val="20"/>
+              </w:rPr>
+              <w:t xml:space="preserve">(3 min — written or verbal):</w:t>
+            </w:r>
+            <w:r>
+              <w:rPr>
+                <w:rFonts w:ascii="Arial" w:cs="Arial" w:eastAsia="Arial" w:hAnsi="Arial"/>
+                <w:sz w:val="20"/>
+                <w:szCs w:val="20"/>
+              </w:rPr>
+              <w:br/>
+              <w:t xml:space="preserve"/>
+            </w:r>
+            <w:r>
+              <w:rPr>
+                <w:rFonts w:ascii="Arial" w:cs="Arial" w:eastAsia="Arial" w:hAnsi="Arial"/>
+                <w:b w:val="false"/>
+                <w:bCs w:val="false"/>
+                <w:i w:val="false"/>
+                <w:iCs w:val="false"/>
+                <w:color w:val="000000"/>
+                <w:sz w:val="20"/>
+                <w:szCs w:val="20"/>
+              </w:rPr>
+              <w:t xml:space="preserve">    What do you remember from last class?</w:t>
+            </w:r>
+            <w:r>
+              <w:rPr>
+                <w:rFonts w:ascii="Arial" w:cs="Arial" w:eastAsia="Arial" w:hAnsi="Arial"/>
+                <w:sz w:val="20"/>
+                <w:szCs w:val="20"/>
+              </w:rPr>
+              <w:br/>
+              <w:t xml:space="preserve"/>
+            </w:r>
+            <w:r>
+              <w:rPr>
+                <w:rFonts w:ascii="Arial" w:cs="Arial" w:eastAsia="Arial" w:hAnsi="Arial"/>
+                <w:sz w:val="20"/>
+                <w:szCs w:val="20"/>
+              </w:rPr>
+              <w:br/>
+              <w:t xml:space="preserve"/>
+            </w:r>
+            <w:r>
+              <w:rPr>
+                <w:rFonts w:ascii="Arial" w:cs="Arial" w:eastAsia="Arial" w:hAnsi="Arial"/>
+                <w:b w:val="false"/>
+                <w:bCs w:val="false"/>
+                <w:i/>
+                <w:iCs/>
+                <w:color w:val="444444"/>
+                <w:sz w:val="20"/>
+                <w:szCs w:val="20"/>
+              </w:rPr>
+              <w:t xml:space="preserve">What do you think today's topic "Sprint 3 – Documentation &amp; Code Finalization" is about?</w:t>
+            </w:r>
+            <w:r>
+              <w:rPr>
+                <w:rFonts w:ascii="Arial" w:cs="Arial" w:eastAsia="Arial" w:hAnsi="Arial"/>
+                <w:sz w:val="20"/>
+                <w:szCs w:val="20"/>
+              </w:rPr>
+              <w:br/>
+              <w:t xml:space="preserve"/>
+            </w:r>
+            <w:r>
+              <w:rPr>
+                <w:rFonts w:ascii="Arial" w:cs="Arial" w:eastAsia="Arial" w:hAnsi="Arial"/>
+                <w:b w:val="false"/>
+                <w:bCs w:val="false"/>
+                <w:i/>
+                <w:iCs/>
+                <w:color w:val="555555"/>
+                <w:sz w:val="20"/>
+                <w:szCs w:val="20"/>
+              </w:rPr>
+              <w:t xml:space="preserve">→ Pair-share your response, then 2–3 students share with the class.</w:t>
             </w:r>
           </w:p>
         </w:tc>
@@ -258,9 +388,9 @@
               <w:right w:val="single" w:color="CCCCCC" w:sz="1"/>
             </w:tcBorders>
             <w:tcMar>
-              <w:top w:type="dxa" w:w="60"/>
+              <w:top w:type="dxa" w:w="80"/>
               <w:left w:type="dxa" w:w="120"/>
-              <w:bottom w:type="dxa" w:w="60"/>
+              <w:bottom w:type="dxa" w:w="80"/>
               <w:right w:type="dxa" w:w="120"/>
             </w:tcMar>
           </w:tcPr>
@@ -287,20 +417,120 @@
               <w:right w:val="single" w:color="CCCCCC" w:sz="1"/>
             </w:tcBorders>
             <w:tcMar>
-              <w:top w:type="dxa" w:w="60"/>
+              <w:top w:type="dxa" w:w="80"/>
               <w:left w:type="dxa" w:w="120"/>
-              <w:bottom w:type="dxa" w:w="60"/>
+              <w:bottom w:type="dxa" w:w="80"/>
               <w:right w:type="dxa" w:w="120"/>
             </w:tcMar>
           </w:tcPr>
           <w:p>
-            <w:r>
-              <w:rPr>
-                <w:rFonts w:ascii="Arial" w:cs="Arial" w:eastAsia="Arial" w:hAnsi="Arial"/>
-                <w:sz w:val="20"/>
-                <w:szCs w:val="20"/>
-              </w:rPr>
-              <w:t xml:space="preserve">Mini Lesson: Sprint 3 – Documentation &amp; Code Finalization</w:t>
+            <w:pPr>
+              <w:spacing w:after="80" w:before="80"/>
+            </w:pPr>
+            <w:r>
+              <w:rPr>
+                <w:rFonts w:ascii="Arial" w:cs="Arial" w:eastAsia="Arial" w:hAnsi="Arial"/>
+                <w:b/>
+                <w:bCs/>
+                <w:i w:val="false"/>
+                <w:iCs w:val="false"/>
+                <w:color w:val="000000"/>
+                <w:sz w:val="22"/>
+                <w:szCs w:val="22"/>
+              </w:rPr>
+              <w:t xml:space="preserve">Mini Lesson: </w:t>
+            </w:r>
+            <w:r>
+              <w:rPr>
+                <w:rFonts w:ascii="Arial" w:cs="Arial" w:eastAsia="Arial" w:hAnsi="Arial"/>
+                <w:b w:val="false"/>
+                <w:bCs w:val="false"/>
+                <w:i w:val="false"/>
+                <w:iCs w:val="false"/>
+                <w:color w:val="000000"/>
+                <w:sz w:val="22"/>
+                <w:szCs w:val="22"/>
+              </w:rPr>
+              <w:t xml:space="preserve">Sprint 3 – Documentation &amp; Code Finalization</w:t>
+            </w:r>
+            <w:r>
+              <w:rPr>
+                <w:rFonts w:ascii="Arial" w:cs="Arial" w:eastAsia="Arial" w:hAnsi="Arial"/>
+                <w:sz w:val="20"/>
+                <w:szCs w:val="20"/>
+              </w:rPr>
+              <w:br/>
+              <w:t xml:space="preserve"/>
+            </w:r>
+            <w:r>
+              <w:rPr>
+                <w:rFonts w:ascii="Arial" w:cs="Arial" w:eastAsia="Arial" w:hAnsi="Arial"/>
+                <w:sz w:val="20"/>
+                <w:szCs w:val="20"/>
+              </w:rPr>
+              <w:br/>
+              <w:t xml:space="preserve"/>
+            </w:r>
+            <w:r>
+              <w:rPr>
+                <w:rFonts w:ascii="Arial" w:cs="Arial" w:eastAsia="Arial" w:hAnsi="Arial"/>
+                <w:b/>
+                <w:bCs/>
+                <w:i/>
+                <w:iCs/>
+                <w:color w:val="555555"/>
+                <w:sz w:val="20"/>
+                <w:szCs w:val="20"/>
+              </w:rPr>
+              <w:t xml:space="preserve">→ Live Demo — </w:t>
+            </w:r>
+            <w:r>
+              <w:rPr>
+                <w:rFonts w:ascii="Arial" w:cs="Arial" w:eastAsia="Arial" w:hAnsi="Arial"/>
+                <w:b w:val="false"/>
+                <w:bCs w:val="false"/>
+                <w:i/>
+                <w:iCs/>
+                <w:color w:val="555555"/>
+                <w:sz w:val="20"/>
+                <w:szCs w:val="20"/>
+              </w:rPr>
+              <w:t xml:space="preserve">type examples as students follow along in their own editor.</w:t>
+            </w:r>
+            <w:r>
+              <w:rPr>
+                <w:rFonts w:ascii="Arial" w:cs="Arial" w:eastAsia="Arial" w:hAnsi="Arial"/>
+                <w:sz w:val="20"/>
+                <w:szCs w:val="20"/>
+              </w:rPr>
+              <w:br/>
+              <w:t xml:space="preserve"/>
+            </w:r>
+            <w:r>
+              <w:rPr>
+                <w:rFonts w:ascii="Arial" w:cs="Arial" w:eastAsia="Arial" w:hAnsi="Arial"/>
+                <w:b/>
+                <w:bCs/>
+                <w:i/>
+                <w:iCs/>
+                <w:color w:val="555555"/>
+                <w:sz w:val="20"/>
+                <w:szCs w:val="20"/>
+              </w:rPr>
+              <w:t xml:space="preserve">→ Check for Understanding: </w:t>
+            </w:r>
+            <w:r>
+              <w:rPr>
+                <w:rFonts w:ascii="Arial" w:cs="Arial" w:eastAsia="Arial" w:hAnsi="Arial"/>
+                <w:b w:val="false"/>
+                <w:bCs w:val="false"/>
+                <w:i/>
+                <w:iCs/>
+                <w:color w:val="555555"/>
+                <w:sz w:val="20"/>
+                <w:szCs w:val="20"/>
+              </w:rPr>
+              <w:t xml:space="preserve">pause and cold-call: “Can someone explain what we just did in their own words?”</w:t>
             </w:r>
           </w:p>
         </w:tc>
@@ -316,9 +546,9 @@
               <w:right w:val="single" w:color="CCCCCC" w:sz="1"/>
             </w:tcBorders>
             <w:tcMar>
-              <w:top w:type="dxa" w:w="60"/>
+              <w:top w:type="dxa" w:w="80"/>
               <w:left w:type="dxa" w:w="120"/>
-              <w:bottom w:type="dxa" w:w="60"/>
+              <w:bottom w:type="dxa" w:w="80"/>
               <w:right w:type="dxa" w:w="120"/>
             </w:tcMar>
           </w:tcPr>
@@ -331,7 +561,7 @@
                 <w:sz w:val="20"/>
                 <w:szCs w:val="20"/>
               </w:rPr>
-              <w:t xml:space="preserve">15-20 min</w:t>
+              <w:t xml:space="preserve">15–20 min</w:t>
             </w:r>
           </w:p>
         </w:tc>
@@ -345,20 +575,81 @@
               <w:right w:val="single" w:color="CCCCCC" w:sz="1"/>
             </w:tcBorders>
             <w:tcMar>
-              <w:top w:type="dxa" w:w="60"/>
+              <w:top w:type="dxa" w:w="80"/>
               <w:left w:type="dxa" w:w="120"/>
-              <w:bottom w:type="dxa" w:w="60"/>
+              <w:bottom w:type="dxa" w:w="80"/>
               <w:right w:type="dxa" w:w="120"/>
             </w:tcMar>
           </w:tcPr>
           <w:p>
-            <w:r>
-              <w:rPr>
-                <w:rFonts w:ascii="Arial" w:cs="Arial" w:eastAsia="Arial" w:hAnsi="Arial"/>
-                <w:sz w:val="20"/>
-                <w:szCs w:val="20"/>
+            <w:pPr>
+              <w:spacing w:after="80" w:before="80"/>
+            </w:pPr>
+            <w:r>
+              <w:rPr>
+                <w:rFonts w:ascii="Arial" w:cs="Arial" w:eastAsia="Arial" w:hAnsi="Arial"/>
+                <w:b/>
+                <w:bCs/>
+                <w:i w:val="false"/>
+                <w:iCs w:val="false"/>
+                <w:color w:val="000000"/>
+                <w:sz w:val="22"/>
+                <w:szCs w:val="22"/>
               </w:rPr>
               <w:t xml:space="preserve">Independent Practice / Code Along</w:t>
+            </w:r>
+            <w:r>
+              <w:rPr>
+                <w:rFonts w:ascii="Arial" w:cs="Arial" w:eastAsia="Arial" w:hAnsi="Arial"/>
+                <w:sz w:val="20"/>
+                <w:szCs w:val="20"/>
+              </w:rPr>
+              <w:br/>
+              <w:t xml:space="preserve"/>
+            </w:r>
+            <w:r>
+              <w:rPr>
+                <w:rFonts w:ascii="Arial" w:cs="Arial" w:eastAsia="Arial" w:hAnsi="Arial"/>
+                <w:b w:val="false"/>
+                <w:bCs w:val="false"/>
+                <w:i w:val="false"/>
+                <w:iCs w:val="false"/>
+                <w:color w:val="000000"/>
+                <w:sz w:val="20"/>
+                <w:szCs w:val="20"/>
+              </w:rPr>
+              <w:t xml:space="preserve">    Work through problems from the day's exercise set.</w:t>
+            </w:r>
+            <w:r>
+              <w:rPr>
+                <w:rFonts w:ascii="Arial" w:cs="Arial" w:eastAsia="Arial" w:hAnsi="Arial"/>
+                <w:sz w:val="20"/>
+                <w:szCs w:val="20"/>
+              </w:rPr>
+              <w:br/>
+              <w:t xml:space="preserve"/>
+            </w:r>
+            <w:r>
+              <w:rPr>
+                <w:rFonts w:ascii="Arial" w:cs="Arial" w:eastAsia="Arial" w:hAnsi="Arial"/>
+                <w:sz w:val="20"/>
+                <w:szCs w:val="20"/>
+              </w:rPr>
+              <w:br/>
+              <w:t xml:space="preserve"/>
+            </w:r>
+            <w:r>
+              <w:rPr>
+                <w:rFonts w:ascii="Arial" w:cs="Arial" w:eastAsia="Arial" w:hAnsi="Arial"/>
+                <w:b w:val="false"/>
+                <w:bCs w:val="false"/>
+                <w:i/>
+                <w:iCs/>
+                <w:color w:val="555555"/>
+                <w:sz w:val="20"/>
+                <w:szCs w:val="20"/>
+              </w:rPr>
+              <w:t xml:space="preserve">→ Teacher circulates — offer hints, check for understanding.</w:t>
             </w:r>
           </w:p>
         </w:tc>
@@ -374,9 +665,9 @@
               <w:right w:val="single" w:color="CCCCCC" w:sz="1"/>
             </w:tcBorders>
             <w:tcMar>
-              <w:top w:type="dxa" w:w="60"/>
+              <w:top w:type="dxa" w:w="80"/>
               <w:left w:type="dxa" w:w="120"/>
-              <w:bottom w:type="dxa" w:w="60"/>
+              <w:bottom w:type="dxa" w:w="80"/>
               <w:right w:type="dxa" w:w="120"/>
             </w:tcMar>
           </w:tcPr>
@@ -403,20 +694,90 @@
               <w:right w:val="single" w:color="CCCCCC" w:sz="1"/>
             </w:tcBorders>
             <w:tcMar>
-              <w:top w:type="dxa" w:w="60"/>
+              <w:top w:type="dxa" w:w="80"/>
               <w:left w:type="dxa" w:w="120"/>
-              <w:bottom w:type="dxa" w:w="60"/>
+              <w:bottom w:type="dxa" w:w="80"/>
               <w:right w:type="dxa" w:w="120"/>
             </w:tcMar>
           </w:tcPr>
           <w:p>
-            <w:r>
-              <w:rPr>
-                <w:rFonts w:ascii="Arial" w:cs="Arial" w:eastAsia="Arial" w:hAnsi="Arial"/>
-                <w:sz w:val="20"/>
-                <w:szCs w:val="20"/>
+            <w:pPr>
+              <w:spacing w:after="80" w:before="80"/>
+            </w:pPr>
+            <w:r>
+              <w:rPr>
+                <w:rFonts w:ascii="Arial" w:cs="Arial" w:eastAsia="Arial" w:hAnsi="Arial"/>
+                <w:b/>
+                <w:bCs/>
+                <w:i w:val="false"/>
+                <w:iCs w:val="false"/>
+                <w:color w:val="000000"/>
+                <w:sz w:val="22"/>
+                <w:szCs w:val="22"/>
               </w:rPr>
               <w:t xml:space="preserve">Exit Ticket / Wrap-Up</w:t>
+            </w:r>
+            <w:r>
+              <w:rPr>
+                <w:rFonts w:ascii="Arial" w:cs="Arial" w:eastAsia="Arial" w:hAnsi="Arial"/>
+                <w:sz w:val="20"/>
+                <w:szCs w:val="20"/>
+              </w:rPr>
+              <w:br/>
+              <w:t xml:space="preserve"/>
+            </w:r>
+            <w:r>
+              <w:rPr>
+                <w:rFonts w:ascii="Arial" w:cs="Arial" w:eastAsia="Arial" w:hAnsi="Arial"/>
+                <w:sz w:val="20"/>
+                <w:szCs w:val="20"/>
+              </w:rPr>
+              <w:br/>
+              <w:t xml:space="preserve"/>
+            </w:r>
+            <w:r>
+              <w:rPr>
+                <w:rFonts w:ascii="Arial" w:cs="Arial" w:eastAsia="Arial" w:hAnsi="Arial"/>
+                <w:b w:val="false"/>
+                <w:bCs w:val="false"/>
+                <w:i w:val="false"/>
+                <w:iCs w:val="false"/>
+                <w:color w:val="000000"/>
+                <w:sz w:val="20"/>
+                <w:szCs w:val="20"/>
+              </w:rPr>
+              <w:t xml:space="preserve">What is one key concept you learned today?</w:t>
+            </w:r>
+            <w:r>
+              <w:rPr>
+                <w:rFonts w:ascii="Arial" w:cs="Arial" w:eastAsia="Arial" w:hAnsi="Arial"/>
+                <w:sz w:val="20"/>
+                <w:szCs w:val="20"/>
+              </w:rPr>
+              <w:br/>
+              <w:t xml:space="preserve"/>
+            </w:r>
+            <w:r>
+              <w:rPr>
+                <w:rFonts w:ascii="Arial" w:cs="Arial" w:eastAsia="Arial" w:hAnsi="Arial"/>
+                <w:sz w:val="20"/>
+                <w:szCs w:val="20"/>
+              </w:rPr>
+              <w:br/>
+              <w:t xml:space="preserve"/>
+            </w:r>
+            <w:r>
+              <w:rPr>
+                <w:rFonts w:ascii="Arial" w:cs="Arial" w:eastAsia="Arial" w:hAnsi="Arial"/>
+                <w:b w:val="false"/>
+                <w:bCs w:val="false"/>
+                <w:i/>
+                <w:iCs/>
+                <w:color w:val="555555"/>
+                <w:sz w:val="20"/>
+                <w:szCs w:val="20"/>
+              </w:rPr>
+              <w:t xml:space="preserve">→ 3–2–1: Name 3 things learned, 2 new vocab words, 1 question you still have.</w:t>
             </w:r>
           </w:p>
         </w:tc>
@@ -489,58 +850,6 @@
                 <w:sz w:val="18"/>
                 <w:szCs w:val="18"/>
               </w:rPr>
-              <w:t xml:space="preserve"># [Project Name]</w:t>
-            </w:r>
-          </w:p>
-          <w:p>
-            <w:pPr>
-              <w:spacing w:after="20"/>
-            </w:pPr>
-            <w:r>
-              <w:rPr>
-                <w:rFonts w:ascii="Courier New" w:cs="Courier New" w:eastAsia="Courier New" w:hAnsi="Courier New"/>
-                <w:sz w:val="18"/>
-                <w:szCs w:val="18"/>
-              </w:rPr>
-              <w:t xml:space="preserve"> </w:t>
-            </w:r>
-          </w:p>
-          <w:p>
-            <w:pPr>
-              <w:spacing w:after="20"/>
-            </w:pPr>
-            <w:r>
-              <w:rPr>
-                <w:rFonts w:ascii="Courier New" w:cs="Courier New" w:eastAsia="Courier New" w:hAnsi="Courier New"/>
-                <w:sz w:val="18"/>
-                <w:szCs w:val="18"/>
-              </w:rPr>
-              <w:t xml:space="preserve">## Overview</w:t>
-            </w:r>
-          </w:p>
-          <w:p>
-            <w:pPr>
-              <w:spacing w:after="20"/>
-            </w:pPr>
-            <w:r>
-              <w:rPr>
-                <w:rFonts w:ascii="Courier New" w:cs="Courier New" w:eastAsia="Courier New" w:hAnsi="Courier New"/>
-                <w:sz w:val="18"/>
-                <w:szCs w:val="18"/>
-              </w:rPr>
-              <w:t xml:space="preserve"> </w:t>
-            </w:r>
-          </w:p>
-          <w:p>
-            <w:pPr>
-              <w:spacing w:after="20"/>
-            </w:pPr>
-            <w:r>
-              <w:rPr>
-                <w:rFonts w:ascii="Courier New" w:cs="Courier New" w:eastAsia="Courier New" w:hAnsi="Courier New"/>
-                <w:sz w:val="18"/>
-                <w:szCs w:val="18"/>
-              </w:rPr>
               <w:t xml:space="preserve">[One sentence describing what this app does and why it exists.]</w:t>
             </w:r>
           </w:p>
@@ -593,7 +902,7 @@
                 <w:sz w:val="18"/>
                 <w:szCs w:val="18"/>
               </w:rPr>
-              <w:t xml:space="preserve">## Features</w:t>
+              <w:t xml:space="preserve"> </w:t>
             </w:r>
           </w:p>
           <w:p>
@@ -723,7 +1032,7 @@
                 <w:sz w:val="18"/>
                 <w:szCs w:val="18"/>
               </w:rPr>
-              <w:t xml:space="preserve">## Project Structure</w:t>
+              <w:t xml:space="preserve"> </w:t>
             </w:r>
           </w:p>
           <w:p>
@@ -803,32 +1112,6 @@
                 <w:sz w:val="18"/>
                 <w:szCs w:val="18"/>
               </w:rPr>
-              <w:t xml:space="preserve">## Installation &amp; Setup</w:t>
-            </w:r>
-          </w:p>
-          <w:p>
-            <w:pPr>
-              <w:spacing w:after="20"/>
-            </w:pPr>
-            <w:r>
-              <w:rPr>
-                <w:rFonts w:ascii="Courier New" w:cs="Courier New" w:eastAsia="Courier New" w:hAnsi="Courier New"/>
-                <w:sz w:val="18"/>
-                <w:szCs w:val="18"/>
-              </w:rPr>
-              <w:t xml:space="preserve"> </w:t>
-            </w:r>
-          </w:p>
-          <w:p>
-            <w:pPr>
-              <w:spacing w:after="20"/>
-            </w:pPr>
-            <w:r>
-              <w:rPr>
-                <w:rFonts w:ascii="Courier New" w:cs="Courier New" w:eastAsia="Courier New" w:hAnsi="Courier New"/>
-                <w:sz w:val="18"/>
-                <w:szCs w:val="18"/>
-              </w:rPr>
               <w:t xml:space="preserve">Provide clear, step-by-step instructions:</w:t>
             </w:r>
           </w:p>
@@ -855,7 +1138,7 @@
                 <w:sz w:val="18"/>
                 <w:szCs w:val="18"/>
               </w:rPr>
-              <w:t xml:space="preserve">### Requirements</w:t>
+              <w:t xml:space="preserve"> </w:t>
             </w:r>
           </w:p>
           <w:p>
@@ -907,7 +1190,7 @@
                 <w:sz w:val="18"/>
                 <w:szCs w:val="18"/>
               </w:rPr>
-              <w:t xml:space="preserve">### Steps</w:t>
+              <w:t xml:space="preserve"> </w:t>
             </w:r>
           </w:p>
           <w:p>
@@ -1102,7 +1385,7 @@
                 <w:sz w:val="18"/>
                 <w:szCs w:val="18"/>
               </w:rPr>
-              <w:t xml:space="preserve">## Usage</w:t>
+              <w:t xml:space="preserve"> </w:t>
             </w:r>
           </w:p>
           <w:p>
@@ -1154,7 +1437,7 @@
                 <w:sz w:val="18"/>
                 <w:szCs w:val="18"/>
               </w:rPr>
-              <w:t xml:space="preserve">### Basic Workflow</w:t>
+              <w:t xml:space="preserve"> </w:t>
             </w:r>
           </w:p>
           <w:p>
@@ -1389,32 +1672,6 @@
                 <w:szCs w:val="18"/>
               </w:rPr>
               <w:t xml:space="preserve">3. **Follow the prompts** to add a student, search, etc.</w:t>
-            </w:r>
-          </w:p>
-          <w:p>
-            <w:pPr>
-              <w:spacing w:after="20"/>
-            </w:pPr>
-            <w:r>
-              <w:rPr>
-                <w:rFonts w:ascii="Courier New" w:cs="Courier New" w:eastAsia="Courier New" w:hAnsi="Courier New"/>
-                <w:sz w:val="18"/>
-                <w:szCs w:val="18"/>
-              </w:rPr>
-              <w:t xml:space="preserve"> </w:t>
-            </w:r>
-          </w:p>
-          <w:p>
-            <w:pPr>
-              <w:spacing w:after="20"/>
-            </w:pPr>
-            <w:r>
-              <w:rPr>
-                <w:rFonts w:ascii="Courier New" w:cs="Courier New" w:eastAsia="Courier New" w:hAnsi="Courier New"/>
-                <w:sz w:val="18"/>
-                <w:szCs w:val="18"/>
-              </w:rPr>
-              <w:t xml:space="preserve">### Example Session</w:t>
             </w:r>
           </w:p>
         </w:tc>
@@ -1468,58 +1725,6 @@
                 <w:sz w:val="18"/>
                 <w:szCs w:val="18"/>
               </w:rPr>
-              <w:t xml:space="preserve">## Code Quality</w:t>
-            </w:r>
-          </w:p>
-          <w:p>
-            <w:pPr>
-              <w:spacing w:after="20"/>
-            </w:pPr>
-            <w:r>
-              <w:rPr>
-                <w:rFonts w:ascii="Courier New" w:cs="Courier New" w:eastAsia="Courier New" w:hAnsi="Courier New"/>
-                <w:sz w:val="18"/>
-                <w:szCs w:val="18"/>
-              </w:rPr>
-              <w:t xml:space="preserve"> </w:t>
-            </w:r>
-          </w:p>
-          <w:p>
-            <w:pPr>
-              <w:spacing w:after="20"/>
-            </w:pPr>
-            <w:r>
-              <w:rPr>
-                <w:rFonts w:ascii="Courier New" w:cs="Courier New" w:eastAsia="Courier New" w:hAnsi="Courier New"/>
-                <w:sz w:val="18"/>
-                <w:szCs w:val="18"/>
-              </w:rPr>
-              <w:t xml:space="preserve">### Testing</w:t>
-            </w:r>
-          </w:p>
-          <w:p>
-            <w:pPr>
-              <w:spacing w:after="20"/>
-            </w:pPr>
-            <w:r>
-              <w:rPr>
-                <w:rFonts w:ascii="Courier New" w:cs="Courier New" w:eastAsia="Courier New" w:hAnsi="Courier New"/>
-                <w:sz w:val="18"/>
-                <w:szCs w:val="18"/>
-              </w:rPr>
-              <w:t xml:space="preserve"> </w:t>
-            </w:r>
-          </w:p>
-          <w:p>
-            <w:pPr>
-              <w:spacing w:after="20"/>
-            </w:pPr>
-            <w:r>
-              <w:rPr>
-                <w:rFonts w:ascii="Courier New" w:cs="Courier New" w:eastAsia="Courier New" w:hAnsi="Courier New"/>
-                <w:sz w:val="18"/>
-                <w:szCs w:val="18"/>
-              </w:rPr>
               <w:t xml:space="preserve">I have tested the following scenarios:</w:t>
             </w:r>
           </w:p>
@@ -1691,32 +1896,6 @@
                 <w:sz w:val="18"/>
                 <w:szCs w:val="18"/>
               </w:rPr>
-              <w:t xml:space="preserve">### Code Comments</w:t>
-            </w:r>
-          </w:p>
-          <w:p>
-            <w:pPr>
-              <w:spacing w:after="20"/>
-            </w:pPr>
-            <w:r>
-              <w:rPr>
-                <w:rFonts w:ascii="Courier New" w:cs="Courier New" w:eastAsia="Courier New" w:hAnsi="Courier New"/>
-                <w:sz w:val="18"/>
-                <w:szCs w:val="18"/>
-              </w:rPr>
-              <w:t xml:space="preserve"> </w:t>
-            </w:r>
-          </w:p>
-          <w:p>
-            <w:pPr>
-              <w:spacing w:after="20"/>
-            </w:pPr>
-            <w:r>
-              <w:rPr>
-                <w:rFonts w:ascii="Courier New" w:cs="Courier New" w:eastAsia="Courier New" w:hAnsi="Courier New"/>
-                <w:sz w:val="18"/>
-                <w:szCs w:val="18"/>
-              </w:rPr>
               <w:t xml:space="preserve">All classes and functions have docstrings explaining:</w:t>
             </w:r>
           </w:p>
@@ -1836,32 +2015,6 @@
                 <w:sz w:val="18"/>
                 <w:szCs w:val="18"/>
               </w:rPr>
-              <w:t xml:space="preserve">## Known Issues &amp; Limitations</w:t>
-            </w:r>
-          </w:p>
-          <w:p>
-            <w:pPr>
-              <w:spacing w:after="20"/>
-            </w:pPr>
-            <w:r>
-              <w:rPr>
-                <w:rFonts w:ascii="Courier New" w:cs="Courier New" w:eastAsia="Courier New" w:hAnsi="Courier New"/>
-                <w:sz w:val="18"/>
-                <w:szCs w:val="18"/>
-              </w:rPr>
-              <w:t xml:space="preserve"> </w:t>
-            </w:r>
-          </w:p>
-          <w:p>
-            <w:pPr>
-              <w:spacing w:after="20"/>
-            </w:pPr>
-            <w:r>
-              <w:rPr>
-                <w:rFonts w:ascii="Courier New" w:cs="Courier New" w:eastAsia="Courier New" w:hAnsi="Courier New"/>
-                <w:sz w:val="18"/>
-                <w:szCs w:val="18"/>
-              </w:rPr>
               <w:t xml:space="preserve">Be honest about trade-offs:</w:t>
             </w:r>
           </w:p>
@@ -1940,7 +2093,7 @@
                 <w:sz w:val="18"/>
                 <w:szCs w:val="18"/>
               </w:rPr>
-              <w:t xml:space="preserve">## Future Enhancements</w:t>
+              <w:t xml:space="preserve"> </w:t>
             </w:r>
           </w:p>
           <w:p>
@@ -2070,7 +2223,7 @@
                 <w:sz w:val="18"/>
                 <w:szCs w:val="18"/>
               </w:rPr>
-              <w:t xml:space="preserve">## License</w:t>
+              <w:t xml:space="preserve"> </w:t>
             </w:r>
           </w:p>
           <w:p>
@@ -2122,7 +2275,7 @@
                 <w:sz w:val="18"/>
                 <w:szCs w:val="18"/>
               </w:rPr>
-              <w:t xml:space="preserve">## Author</w:t>
+              <w:t xml:space="preserve"> </w:t>
             </w:r>
           </w:p>
           <w:p>
@@ -2215,19 +2368,6 @@
                 <w:sz w:val="18"/>
                 <w:szCs w:val="18"/>
               </w:rPr>
-              <w:t xml:space="preserve"># BEFORE: no docstring</w:t>
-            </w:r>
-          </w:p>
-          <w:p>
-            <w:pPr>
-              <w:spacing w:after="20"/>
-            </w:pPr>
-            <w:r>
-              <w:rPr>
-                <w:rFonts w:ascii="Courier New" w:cs="Courier New" w:eastAsia="Courier New" w:hAnsi="Courier New"/>
-                <w:sz w:val="18"/>
-                <w:szCs w:val="18"/>
-              </w:rPr>
               <w:t xml:space="preserve">def add_student(self, student):</w:t>
             </w:r>
           </w:p>
@@ -2267,7 +2407,7 @@
                 <w:sz w:val="18"/>
                 <w:szCs w:val="18"/>
               </w:rPr>
-              <w:t xml:space="preserve"># AFTER: clear docstring</w:t>
+              <w:t xml:space="preserve"> </w:t>
             </w:r>
           </w:p>
           <w:p>

--- a/Coding 2 - year/Unit 7 - Capstone Project/Daily Lesson Plans/Word/Day 20.docx
+++ b/Coding 2 - year/Unit 7 - Capstone Project/Daily Lesson Plans/Word/Day 20.docx
@@ -319,7 +319,7 @@
                 <w:sz w:val="20"/>
                 <w:szCs w:val="20"/>
               </w:rPr>
-              <w:t xml:space="preserve">    What do you remember from last class?</w:t>
+              <w:t xml:space="preserve">    What do you already know about Sprint 3 – Documentation &amp; Code Finalization? Write down at least one thing.</w:t>
             </w:r>
             <w:r>
               <w:rPr>
@@ -350,7 +350,7 @@
                 <w:sz w:val="20"/>
                 <w:szCs w:val="20"/>
               </w:rPr>
-              <w:t xml:space="preserve">What do you think today's topic "Sprint 3 – Documentation &amp; Code Finalization" is about?</w:t>
+              <w:t xml:space="preserve">Today’s Goal: Explore and practice Sprint 3 – Documentation &amp; Code Finalization.</w:t>
             </w:r>
             <w:r>
               <w:rPr>
@@ -746,7 +746,7 @@
                 <w:sz w:val="20"/>
                 <w:szCs w:val="20"/>
               </w:rPr>
-              <w:t xml:space="preserve">What is one key concept you learned today?</w:t>
+              <w:t xml:space="preserve">Name one new thing you learned about Sprint 3 – Documentation &amp; Code Finalization today and one question you still have.</w:t>
             </w:r>
             <w:r>
               <w:rPr>

--- a/Coding 2 - year/Unit 7 - Capstone Project/Daily Lesson Plans/Word/Day 20.docx
+++ b/Coding 2 - year/Unit 7 - Capstone Project/Daily Lesson Plans/Word/Day 20.docx
@@ -342,6 +342,72 @@
             <w:r>
               <w:rPr>
                 <w:rFonts w:ascii="Arial" w:cs="Arial" w:eastAsia="Arial" w:hAnsi="Arial"/>
+                <w:b/>
+                <w:bCs/>
+                <w:i w:val="false"/>
+                <w:iCs w:val="false"/>
+                <w:color w:val="000000"/>
+                <w:sz w:val="20"/>
+                <w:szCs w:val="20"/>
+              </w:rPr>
+              <w:t xml:space="preserve">Vocabulary Preview — </w:t>
+            </w:r>
+            <w:r>
+              <w:rPr>
+                <w:rFonts w:ascii="Arial" w:cs="Arial" w:eastAsia="Arial" w:hAnsi="Arial"/>
+                <w:b w:val="false"/>
+                <w:bCs w:val="false"/>
+                <w:i w:val="false"/>
+                <w:iCs w:val="false"/>
+                <w:color w:val="000000"/>
+                <w:sz w:val="20"/>
+                <w:szCs w:val="20"/>
+              </w:rPr>
+              <w:t xml:space="preserve">terms we'll use today:</w:t>
+            </w:r>
+            <w:r>
+              <w:rPr>
+                <w:rFonts w:ascii="Arial" w:cs="Arial" w:eastAsia="Arial" w:hAnsi="Arial"/>
+                <w:sz w:val="20"/>
+                <w:szCs w:val="20"/>
+              </w:rPr>
+              <w:br/>
+              <w:t xml:space="preserve"/>
+            </w:r>
+            <w:r>
+              <w:rPr>
+                <w:rFonts w:ascii="Arial" w:cs="Arial" w:eastAsia="Arial" w:hAnsi="Arial"/>
+                <w:b w:val="false"/>
+                <w:bCs w:val="false"/>
+                <w:i w:val="false"/>
+                <w:iCs w:val="false"/>
+                <w:color w:val="000000"/>
+                <w:sz w:val="20"/>
+                <w:szCs w:val="20"/>
+              </w:rPr>
+              <w:t xml:space="preserve">    • Minutes 0-5   •   Documentation Overview   •   Minutes 5-50   •   Write Comprehensive Documentation   •   README.md   •   SETUP.md</w:t>
+            </w:r>
+            <w:r>
+              <w:rPr>
+                <w:rFonts w:ascii="Arial" w:cs="Arial" w:eastAsia="Arial" w:hAnsi="Arial"/>
+                <w:sz w:val="20"/>
+                <w:szCs w:val="20"/>
+              </w:rPr>
+              <w:br/>
+              <w:t xml:space="preserve"/>
+            </w:r>
+            <w:r>
+              <w:rPr>
+                <w:rFonts w:ascii="Arial" w:cs="Arial" w:eastAsia="Arial" w:hAnsi="Arial"/>
+                <w:sz w:val="20"/>
+                <w:szCs w:val="20"/>
+              </w:rPr>
+              <w:br/>
+              <w:t xml:space="preserve"/>
+            </w:r>
+            <w:r>
+              <w:rPr>
+                <w:rFonts w:ascii="Arial" w:cs="Arial" w:eastAsia="Arial" w:hAnsi="Arial"/>
                 <w:b w:val="false"/>
                 <w:bCs w:val="false"/>
                 <w:i/>
@@ -474,6 +540,310 @@
             <w:r>
               <w:rPr>
                 <w:rFonts w:ascii="Arial" w:cs="Arial" w:eastAsia="Arial" w:hAnsi="Arial"/>
+                <w:b w:val="false"/>
+                <w:bCs w:val="false"/>
+                <w:i w:val="false"/>
+                <w:iCs w:val="false"/>
+                <w:color w:val="000000"/>
+                <w:sz w:val="20"/>
+                <w:szCs w:val="20"/>
+              </w:rPr>
+              <w:t xml:space="preserve">Your code is solid. Now document it so others can understand and use it. Good documentation is the difference between "I built something" and "I built something professional." Today you'll create a README that would impress a hiring manager.</w:t>
+            </w:r>
+            <w:r>
+              <w:rPr>
+                <w:rFonts w:ascii="Arial" w:cs="Arial" w:eastAsia="Arial" w:hAnsi="Arial"/>
+                <w:sz w:val="20"/>
+                <w:szCs w:val="20"/>
+              </w:rPr>
+              <w:br/>
+              <w:t xml:space="preserve"/>
+            </w:r>
+            <w:r>
+              <w:rPr>
+                <w:rFonts w:ascii="Arial" w:cs="Arial" w:eastAsia="Arial" w:hAnsi="Arial"/>
+                <w:b w:val="false"/>
+                <w:bCs w:val="false"/>
+                <w:i w:val="false"/>
+                <w:iCs w:val="false"/>
+                <w:color w:val="000000"/>
+                <w:sz w:val="20"/>
+                <w:szCs w:val="20"/>
+              </w:rPr>
+              <w:t xml:space="preserve">Minutes 0-5: Documentation Overview</w:t>
+            </w:r>
+            <w:r>
+              <w:rPr>
+                <w:rFonts w:ascii="Arial" w:cs="Arial" w:eastAsia="Arial" w:hAnsi="Arial"/>
+                <w:sz w:val="20"/>
+                <w:szCs w:val="20"/>
+              </w:rPr>
+              <w:br/>
+              <w:t xml:space="preserve"/>
+            </w:r>
+            <w:r>
+              <w:rPr>
+                <w:rFonts w:ascii="Arial" w:cs="Arial" w:eastAsia="Arial" w:hAnsi="Arial"/>
+                <w:sz w:val="20"/>
+                <w:szCs w:val="20"/>
+              </w:rPr>
+              <w:br/>
+              <w:t xml:space="preserve"/>
+            </w:r>
+            <w:r>
+              <w:rPr>
+                <w:rFonts w:ascii="Arial" w:cs="Arial" w:eastAsia="Arial" w:hAnsi="Arial"/>
+                <w:b/>
+                <w:bCs/>
+                <w:i w:val="false"/>
+                <w:iCs w:val="false"/>
+                <w:color w:val="000000"/>
+                <w:sz w:val="20"/>
+                <w:szCs w:val="20"/>
+              </w:rPr>
+              <w:t xml:space="preserve">Key Concepts:</w:t>
+            </w:r>
+            <w:r>
+              <w:rPr>
+                <w:rFonts w:ascii="Arial" w:cs="Arial" w:eastAsia="Arial" w:hAnsi="Arial"/>
+                <w:sz w:val="20"/>
+                <w:szCs w:val="20"/>
+              </w:rPr>
+              <w:br/>
+              <w:t xml:space="preserve"/>
+            </w:r>
+            <w:r>
+              <w:rPr>
+                <w:rFonts w:ascii="Arial" w:cs="Arial" w:eastAsia="Arial" w:hAnsi="Arial"/>
+                <w:b w:val="false"/>
+                <w:bCs w:val="false"/>
+                <w:i w:val="false"/>
+                <w:iCs w:val="false"/>
+                <w:color w:val="000000"/>
+                <w:sz w:val="20"/>
+                <w:szCs w:val="20"/>
+              </w:rPr>
+              <w:t xml:space="preserve">    • Teacher: why documentation matters (for you, for users, for graders)</w:t>
+            </w:r>
+            <w:r>
+              <w:rPr>
+                <w:rFonts w:ascii="Arial" w:cs="Arial" w:eastAsia="Arial" w:hAnsi="Arial"/>
+                <w:sz w:val="20"/>
+                <w:szCs w:val="20"/>
+              </w:rPr>
+              <w:br/>
+              <w:t xml:space="preserve"/>
+            </w:r>
+            <w:r>
+              <w:rPr>
+                <w:rFonts w:ascii="Arial" w:cs="Arial" w:eastAsia="Arial" w:hAnsi="Arial"/>
+                <w:b w:val="false"/>
+                <w:bCs w:val="false"/>
+                <w:i w:val="false"/>
+                <w:iCs w:val="false"/>
+                <w:color w:val="000000"/>
+                <w:sz w:val="20"/>
+                <w:szCs w:val="20"/>
+              </w:rPr>
+              <w:t xml:space="preserve">    • Show: example good README from a real project</w:t>
+            </w:r>
+            <w:r>
+              <w:rPr>
+                <w:rFonts w:ascii="Arial" w:cs="Arial" w:eastAsia="Arial" w:hAnsi="Arial"/>
+                <w:sz w:val="20"/>
+                <w:szCs w:val="20"/>
+              </w:rPr>
+              <w:br/>
+              <w:t xml:space="preserve"/>
+            </w:r>
+            <w:r>
+              <w:rPr>
+                <w:rFonts w:ascii="Arial" w:cs="Arial" w:eastAsia="Arial" w:hAnsi="Arial"/>
+                <w:b w:val="false"/>
+                <w:bCs w:val="false"/>
+                <w:i w:val="false"/>
+                <w:iCs w:val="false"/>
+                <w:color w:val="000000"/>
+                <w:sz w:val="20"/>
+                <w:szCs w:val="20"/>
+              </w:rPr>
+              <w:t xml:space="preserve">    • Standard sections: Overview, Setup, Usage, Features, Project Structure, Known Issues</w:t>
+            </w:r>
+            <w:r>
+              <w:rPr>
+                <w:rFonts w:ascii="Arial" w:cs="Arial" w:eastAsia="Arial" w:hAnsi="Arial"/>
+                <w:sz w:val="20"/>
+                <w:szCs w:val="20"/>
+              </w:rPr>
+              <w:br/>
+              <w:t xml:space="preserve"/>
+            </w:r>
+            <w:r>
+              <w:rPr>
+                <w:rFonts w:ascii="Arial" w:cs="Arial" w:eastAsia="Arial" w:hAnsi="Arial"/>
+                <w:b w:val="false"/>
+                <w:bCs w:val="false"/>
+                <w:i w:val="false"/>
+                <w:iCs w:val="false"/>
+                <w:color w:val="000000"/>
+                <w:sz w:val="20"/>
+                <w:szCs w:val="20"/>
+              </w:rPr>
+              <w:t xml:space="preserve">    • README.md — Main documentation (see template below)</w:t>
+            </w:r>
+            <w:r>
+              <w:rPr>
+                <w:rFonts w:ascii="Arial" w:cs="Arial" w:eastAsia="Arial" w:hAnsi="Arial"/>
+                <w:sz w:val="20"/>
+                <w:szCs w:val="20"/>
+              </w:rPr>
+              <w:br/>
+              <w:t xml:space="preserve"/>
+            </w:r>
+            <w:r>
+              <w:rPr>
+                <w:rFonts w:ascii="Arial" w:cs="Arial" w:eastAsia="Arial" w:hAnsi="Arial"/>
+                <w:b w:val="false"/>
+                <w:bCs w:val="false"/>
+                <w:i w:val="false"/>
+                <w:iCs w:val="false"/>
+                <w:color w:val="000000"/>
+                <w:sz w:val="20"/>
+                <w:szCs w:val="20"/>
+              </w:rPr>
+              <w:t xml:space="preserve">    • SETUP.md — Installation and setup instructions (if complex)</w:t>
+            </w:r>
+            <w:r>
+              <w:rPr>
+                <w:rFonts w:ascii="Arial" w:cs="Arial" w:eastAsia="Arial" w:hAnsi="Arial"/>
+                <w:sz w:val="20"/>
+                <w:szCs w:val="20"/>
+              </w:rPr>
+              <w:br/>
+              <w:t xml:space="preserve"/>
+            </w:r>
+            <w:r>
+              <w:rPr>
+                <w:rFonts w:ascii="Arial" w:cs="Arial" w:eastAsia="Arial" w:hAnsi="Arial"/>
+                <w:b w:val="false"/>
+                <w:bCs w:val="false"/>
+                <w:i w:val="false"/>
+                <w:iCs w:val="false"/>
+                <w:color w:val="000000"/>
+                <w:sz w:val="20"/>
+                <w:szCs w:val="20"/>
+              </w:rPr>
+              <w:t xml:space="preserve">    • Code comments — Final pass on docstrings and inline comments</w:t>
+            </w:r>
+            <w:r>
+              <w:rPr>
+                <w:rFonts w:ascii="Arial" w:cs="Arial" w:eastAsia="Arial" w:hAnsi="Arial"/>
+                <w:sz w:val="20"/>
+                <w:szCs w:val="20"/>
+              </w:rPr>
+              <w:br/>
+              <w:t xml:space="preserve"/>
+            </w:r>
+            <w:r>
+              <w:rPr>
+                <w:rFonts w:ascii="Arial" w:cs="Arial" w:eastAsia="Arial" w:hAnsi="Arial"/>
+                <w:b w:val="false"/>
+                <w:bCs w:val="false"/>
+                <w:i w:val="false"/>
+                <w:iCs w:val="false"/>
+                <w:color w:val="000000"/>
+                <w:sz w:val="20"/>
+                <w:szCs w:val="20"/>
+              </w:rPr>
+              <w:t xml:space="preserve">    • DATA_FORMAT.md — If applicable, document data structure (optional)</w:t>
+            </w:r>
+            <w:r>
+              <w:rPr>
+                <w:rFonts w:ascii="Arial" w:cs="Arial" w:eastAsia="Arial" w:hAnsi="Arial"/>
+                <w:sz w:val="20"/>
+                <w:szCs w:val="20"/>
+              </w:rPr>
+              <w:br/>
+              <w:t xml:space="preserve"/>
+            </w:r>
+            <w:r>
+              <w:rPr>
+                <w:rFonts w:ascii="Arial" w:cs="Arial" w:eastAsia="Arial" w:hAnsi="Arial"/>
+                <w:b w:val="false"/>
+                <w:bCs w:val="false"/>
+                <w:i w:val="false"/>
+                <w:iCs w:val="false"/>
+                <w:color w:val="000000"/>
+                <w:sz w:val="20"/>
+                <w:szCs w:val="20"/>
+              </w:rPr>
+              <w:t xml:space="preserve">    • Read through your README as a user—is everything clear?</w:t>
+            </w:r>
+            <w:r>
+              <w:rPr>
+                <w:rFonts w:ascii="Arial" w:cs="Arial" w:eastAsia="Arial" w:hAnsi="Arial"/>
+                <w:sz w:val="20"/>
+                <w:szCs w:val="20"/>
+              </w:rPr>
+              <w:br/>
+              <w:t xml:space="preserve"/>
+            </w:r>
+            <w:r>
+              <w:rPr>
+                <w:rFonts w:ascii="Arial" w:cs="Arial" w:eastAsia="Arial" w:hAnsi="Arial"/>
+                <w:sz w:val="20"/>
+                <w:szCs w:val="20"/>
+              </w:rPr>
+              <w:br/>
+              <w:t xml:space="preserve"/>
+            </w:r>
+            <w:r>
+              <w:rPr>
+                <w:rFonts w:ascii="Arial" w:cs="Arial" w:eastAsia="Arial" w:hAnsi="Arial"/>
+                <w:b/>
+                <w:bCs/>
+                <w:i w:val="false"/>
+                <w:iCs w:val="false"/>
+                <w:color w:val="000000"/>
+                <w:sz w:val="20"/>
+                <w:szCs w:val="20"/>
+              </w:rPr>
+              <w:t xml:space="preserve">Vocabulary: </w:t>
+            </w:r>
+            <w:r>
+              <w:rPr>
+                <w:rFonts w:ascii="Arial" w:cs="Arial" w:eastAsia="Arial" w:hAnsi="Arial"/>
+                <w:b w:val="false"/>
+                <w:bCs w:val="false"/>
+                <w:i w:val="false"/>
+                <w:iCs w:val="false"/>
+                <w:color w:val="000000"/>
+                <w:sz w:val="20"/>
+                <w:szCs w:val="20"/>
+              </w:rPr>
+              <w:t xml:space="preserve">Minutes 0-5, Documentation Overview, Minutes 5-50, Write Comprehensive Documentation, README.md, SETUP.md</w:t>
+            </w:r>
+            <w:r>
+              <w:rPr>
+                <w:rFonts w:ascii="Arial" w:cs="Arial" w:eastAsia="Arial" w:hAnsi="Arial"/>
+                <w:sz w:val="20"/>
+                <w:szCs w:val="20"/>
+              </w:rPr>
+              <w:br/>
+              <w:t xml:space="preserve"/>
+            </w:r>
+            <w:r>
+              <w:rPr>
+                <w:rFonts w:ascii="Arial" w:cs="Arial" w:eastAsia="Arial" w:hAnsi="Arial"/>
+                <w:sz w:val="20"/>
+                <w:szCs w:val="20"/>
+              </w:rPr>
+              <w:br/>
+              <w:t xml:space="preserve"/>
+            </w:r>
+            <w:r>
+              <w:rPr>
+                <w:rFonts w:ascii="Arial" w:cs="Arial" w:eastAsia="Arial" w:hAnsi="Arial"/>
                 <w:b/>
                 <w:bCs/>
                 <w:i/>
@@ -561,7 +931,7 @@
                 <w:sz w:val="20"/>
                 <w:szCs w:val="20"/>
               </w:rPr>
-              <w:t xml:space="preserve">15–20 min</w:t>
+              <w:t xml:space="preserve">15 min</w:t>
             </w:r>
           </w:p>
         </w:tc>
@@ -596,7 +966,16 @@
                 <w:sz w:val="22"/>
                 <w:szCs w:val="22"/>
               </w:rPr>
-              <w:t xml:space="preserve">Independent Practice / Code Along</w:t>
+              <w:t xml:space="preserve">Guided Practice</w:t>
+            </w:r>
+            <w:r>
+              <w:rPr>
+                <w:rFonts w:ascii="Arial" w:cs="Arial" w:eastAsia="Arial" w:hAnsi="Arial"/>
+                <w:sz w:val="20"/>
+                <w:szCs w:val="20"/>
+              </w:rPr>
+              <w:br/>
+              <w:t xml:space="preserve"/>
             </w:r>
             <w:r>
               <w:rPr>
@@ -618,7 +997,14 @@
                 <w:sz w:val="20"/>
                 <w:szCs w:val="20"/>
               </w:rPr>
-              <w:t xml:space="preserve">    Work through problems from the day's exercise set.</w:t>
+              <w:t xml:space="preserve">- [ ] README.md created and comprehensive
+- [ ] Project structure documented
+- [ ] Installation instructions clear
+- [ ] Usage examples provided
+- [ ] Known issues documented honestly
+- [ ] All functions have docstrings
+- [ ] No debug code or dead comments
+- [ ] Final commit mess</w:t>
             </w:r>
             <w:r>
               <w:rPr>
@@ -649,7 +1035,7 @@
                 <w:sz w:val="20"/>
                 <w:szCs w:val="20"/>
               </w:rPr>
-              <w:t xml:space="preserve">→ Teacher circulates — offer hints, check for understanding.</w:t>
+              <w:t xml:space="preserve">→ Teacher models — students try alongside, then compare results.</w:t>
             </w:r>
           </w:p>
         </w:tc>
@@ -680,7 +1066,7 @@
                 <w:sz w:val="20"/>
                 <w:szCs w:val="20"/>
               </w:rPr>
-              <w:t xml:space="preserve">5 min</w:t>
+              <w:t xml:space="preserve">15–20 min</w:t>
             </w:r>
           </w:p>
         </w:tc>
@@ -715,16 +1101,7 @@
                 <w:sz w:val="22"/>
                 <w:szCs w:val="22"/>
               </w:rPr>
-              <w:t xml:space="preserve">Exit Ticket / Wrap-Up</w:t>
-            </w:r>
-            <w:r>
-              <w:rPr>
-                <w:rFonts w:ascii="Arial" w:cs="Arial" w:eastAsia="Arial" w:hAnsi="Arial"/>
-                <w:sz w:val="20"/>
-                <w:szCs w:val="20"/>
-              </w:rPr>
-              <w:br/>
-              <w:t xml:space="preserve"/>
+              <w:t xml:space="preserve">Independent Practice / Code Along</w:t>
             </w:r>
             <w:r>
               <w:rPr>
@@ -746,7 +1123,29 @@
                 <w:sz w:val="20"/>
                 <w:szCs w:val="20"/>
               </w:rPr>
-              <w:t xml:space="preserve">Name one new thing you learned about Sprint 3 – Documentation &amp; Code Finalization today and one question you still have.</w:t>
+              <w:t xml:space="preserve">    Students work independently on their projects, following the checklist.</w:t>
+            </w:r>
+            <w:r>
+              <w:rPr>
+                <w:rFonts w:ascii="Arial" w:cs="Arial" w:eastAsia="Arial" w:hAnsi="Arial"/>
+                <w:sz w:val="20"/>
+                <w:szCs w:val="20"/>
+              </w:rPr>
+              <w:br/>
+              <w:t xml:space="preserve"/>
+            </w:r>
+            <w:r>
+              <w:rPr>
+                <w:rFonts w:ascii="Arial" w:cs="Arial" w:eastAsia="Arial" w:hAnsi="Arial"/>
+                <w:b w:val="false"/>
+                <w:bCs w:val="false"/>
+                <w:i w:val="false"/>
+                <w:iCs w:val="false"/>
+                <w:color w:val="000000"/>
+                <w:sz w:val="20"/>
+                <w:szCs w:val="20"/>
+              </w:rPr>
+              <w:t xml:space="preserve">    Check in with each student to review progress and unblock issues.</w:t>
             </w:r>
             <w:r>
               <w:rPr>
@@ -777,6 +1176,134 @@
                 <w:sz w:val="20"/>
                 <w:szCs w:val="20"/>
               </w:rPr>
+              <w:t xml:space="preserve">→ Teacher circulates — offer hints, check for understanding.</w:t>
+            </w:r>
+          </w:p>
+        </w:tc>
+      </w:tr>
+      <w:tr>
+        <w:tc>
+          <w:tcPr>
+            <w:tcW w:type="dxa" w:w="1800"/>
+            <w:tcBorders>
+              <w:top w:val="single" w:color="CCCCCC" w:sz="1"/>
+              <w:left w:val="single" w:color="CCCCCC" w:sz="1"/>
+              <w:bottom w:val="single" w:color="CCCCCC" w:sz="1"/>
+              <w:right w:val="single" w:color="CCCCCC" w:sz="1"/>
+            </w:tcBorders>
+            <w:tcMar>
+              <w:top w:type="dxa" w:w="80"/>
+              <w:left w:type="dxa" w:w="120"/>
+              <w:bottom w:type="dxa" w:w="80"/>
+              <w:right w:type="dxa" w:w="120"/>
+            </w:tcMar>
+          </w:tcPr>
+          <w:p>
+            <w:r>
+              <w:rPr>
+                <w:rFonts w:ascii="Arial" w:cs="Arial" w:eastAsia="Arial" w:hAnsi="Arial"/>
+                <w:b/>
+                <w:bCs/>
+                <w:sz w:val="20"/>
+                <w:szCs w:val="20"/>
+              </w:rPr>
+              <w:t xml:space="preserve">5 min</w:t>
+            </w:r>
+          </w:p>
+        </w:tc>
+        <w:tc>
+          <w:tcPr>
+            <w:tcW w:type="dxa" w:w="7560"/>
+            <w:tcBorders>
+              <w:top w:val="single" w:color="CCCCCC" w:sz="1"/>
+              <w:left w:val="single" w:color="CCCCCC" w:sz="1"/>
+              <w:bottom w:val="single" w:color="CCCCCC" w:sz="1"/>
+              <w:right w:val="single" w:color="CCCCCC" w:sz="1"/>
+            </w:tcBorders>
+            <w:tcMar>
+              <w:top w:type="dxa" w:w="80"/>
+              <w:left w:type="dxa" w:w="120"/>
+              <w:bottom w:type="dxa" w:w="80"/>
+              <w:right w:type="dxa" w:w="120"/>
+            </w:tcMar>
+          </w:tcPr>
+          <w:p>
+            <w:pPr>
+              <w:spacing w:after="80" w:before="80"/>
+            </w:pPr>
+            <w:r>
+              <w:rPr>
+                <w:rFonts w:ascii="Arial" w:cs="Arial" w:eastAsia="Arial" w:hAnsi="Arial"/>
+                <w:b/>
+                <w:bCs/>
+                <w:i w:val="false"/>
+                <w:iCs w:val="false"/>
+                <w:color w:val="000000"/>
+                <w:sz w:val="22"/>
+                <w:szCs w:val="22"/>
+              </w:rPr>
+              <w:t xml:space="preserve">Exit Ticket / Wrap-Up</w:t>
+            </w:r>
+            <w:r>
+              <w:rPr>
+                <w:rFonts w:ascii="Arial" w:cs="Arial" w:eastAsia="Arial" w:hAnsi="Arial"/>
+                <w:sz w:val="20"/>
+                <w:szCs w:val="20"/>
+              </w:rPr>
+              <w:br/>
+              <w:t xml:space="preserve"/>
+            </w:r>
+            <w:r>
+              <w:rPr>
+                <w:rFonts w:ascii="Arial" w:cs="Arial" w:eastAsia="Arial" w:hAnsi="Arial"/>
+                <w:sz w:val="20"/>
+                <w:szCs w:val="20"/>
+              </w:rPr>
+              <w:br/>
+              <w:t xml:space="preserve"/>
+            </w:r>
+            <w:r>
+              <w:rPr>
+                <w:rFonts w:ascii="Arial" w:cs="Arial" w:eastAsia="Arial" w:hAnsi="Arial"/>
+                <w:b w:val="false"/>
+                <w:bCs w:val="false"/>
+                <w:i w:val="false"/>
+                <w:iCs w:val="false"/>
+                <w:color w:val="000000"/>
+                <w:sz w:val="20"/>
+                <w:szCs w:val="20"/>
+              </w:rPr>
+              <w:t xml:space="preserve">Name one new thing you learned about Sprint 3 – Documentation &amp; Code Finalization today and one question you still have.</w:t>
+            </w:r>
+            <w:r>
+              <w:rPr>
+                <w:rFonts w:ascii="Arial" w:cs="Arial" w:eastAsia="Arial" w:hAnsi="Arial"/>
+                <w:sz w:val="20"/>
+                <w:szCs w:val="20"/>
+              </w:rPr>
+              <w:br/>
+              <w:t xml:space="preserve"/>
+            </w:r>
+            <w:r>
+              <w:rPr>
+                <w:rFonts w:ascii="Arial" w:cs="Arial" w:eastAsia="Arial" w:hAnsi="Arial"/>
+                <w:sz w:val="20"/>
+                <w:szCs w:val="20"/>
+              </w:rPr>
+              <w:br/>
+              <w:t xml:space="preserve"/>
+            </w:r>
+            <w:r>
+              <w:rPr>
+                <w:rFonts w:ascii="Arial" w:cs="Arial" w:eastAsia="Arial" w:hAnsi="Arial"/>
+                <w:b w:val="false"/>
+                <w:bCs w:val="false"/>
+                <w:i/>
+                <w:iCs/>
+                <w:color w:val="555555"/>
+                <w:sz w:val="20"/>
+                <w:szCs w:val="20"/>
+              </w:rPr>
               <w:t xml:space="preserve">→ 3–2–1: Name 3 things learned, 2 new vocab words, 1 question you still have.</w:t>
             </w:r>
           </w:p>
@@ -786,6 +1313,808 @@
     <w:p>
       <w:pPr>
         <w:spacing w:after="200"/>
+      </w:pPr>
+    </w:p>
+    <w:p>
+      <w:pPr>
+        <w:pBdr>
+          <w:bottom w:val="single" w:color="1B7A4A" w:sz="4" w:space="4"/>
+        </w:pBdr>
+        <w:spacing w:after="100" w:before="120"/>
+      </w:pPr>
+      <w:r>
+        <w:rPr>
+          <w:rFonts w:ascii="Arial" w:cs="Arial" w:eastAsia="Arial" w:hAnsi="Arial"/>
+          <w:b/>
+          <w:bCs/>
+          <w:color w:val="1B7A4A"/>
+          <w:sz w:val="24"/>
+          <w:szCs w:val="24"/>
+        </w:rPr>
+        <w:t xml:space="preserve">Key Concepts</w:t>
+      </w:r>
+    </w:p>
+    <w:p>
+      <w:pPr>
+        <w:spacing w:after="60"/>
+      </w:pPr>
+      <w:r>
+        <w:rPr>
+          <w:rFonts w:ascii="Arial" w:cs="Arial" w:eastAsia="Arial" w:hAnsi="Arial"/>
+          <w:sz w:val="20"/>
+          <w:szCs w:val="20"/>
+        </w:rPr>
+        <w:t xml:space="preserve">Your code is solid. Now document it so others can understand and use it. Good documentation is the difference between "I built something" and "I built something professional." Today you'll create a README that would impress a hiring manager.</w:t>
+      </w:r>
+    </w:p>
+    <w:p>
+      <w:pPr>
+        <w:spacing w:after="60"/>
+      </w:pPr>
+      <w:r>
+        <w:rPr>
+          <w:rFonts w:ascii="Arial" w:cs="Arial" w:eastAsia="Arial" w:hAnsi="Arial"/>
+          <w:sz w:val="20"/>
+          <w:szCs w:val="20"/>
+        </w:rPr>
+        <w:t xml:space="preserve">Minutes 0-5: Documentation Overview</w:t>
+      </w:r>
+    </w:p>
+    <w:p>
+      <w:pPr>
+        <w:spacing w:after="60"/>
+        <w:ind w:left="360"/>
+      </w:pPr>
+      <w:r>
+        <w:rPr>
+          <w:rFonts w:ascii="Arial" w:cs="Arial" w:eastAsia="Arial" w:hAnsi="Arial"/>
+          <w:sz w:val="20"/>
+          <w:szCs w:val="20"/>
+        </w:rPr>
+        <w:t xml:space="preserve">• </w:t>
+      </w:r>
+      <w:r>
+        <w:rPr>
+          <w:rFonts w:ascii="Arial" w:cs="Arial" w:eastAsia="Arial" w:hAnsi="Arial"/>
+          <w:sz w:val="20"/>
+          <w:szCs w:val="20"/>
+        </w:rPr>
+        <w:t xml:space="preserve">Teacher: why documentation matters (for you, for users, for graders)</w:t>
+      </w:r>
+    </w:p>
+    <w:p>
+      <w:pPr>
+        <w:spacing w:after="60"/>
+        <w:ind w:left="360"/>
+      </w:pPr>
+      <w:r>
+        <w:rPr>
+          <w:rFonts w:ascii="Arial" w:cs="Arial" w:eastAsia="Arial" w:hAnsi="Arial"/>
+          <w:sz w:val="20"/>
+          <w:szCs w:val="20"/>
+        </w:rPr>
+        <w:t xml:space="preserve">• </w:t>
+      </w:r>
+      <w:r>
+        <w:rPr>
+          <w:rFonts w:ascii="Arial" w:cs="Arial" w:eastAsia="Arial" w:hAnsi="Arial"/>
+          <w:sz w:val="20"/>
+          <w:szCs w:val="20"/>
+        </w:rPr>
+        <w:t xml:space="preserve">Show: example good README from a real project</w:t>
+      </w:r>
+    </w:p>
+    <w:p>
+      <w:pPr>
+        <w:spacing w:after="60"/>
+        <w:ind w:left="360"/>
+      </w:pPr>
+      <w:r>
+        <w:rPr>
+          <w:rFonts w:ascii="Arial" w:cs="Arial" w:eastAsia="Arial" w:hAnsi="Arial"/>
+          <w:sz w:val="20"/>
+          <w:szCs w:val="20"/>
+        </w:rPr>
+        <w:t xml:space="preserve">• </w:t>
+      </w:r>
+      <w:r>
+        <w:rPr>
+          <w:rFonts w:ascii="Arial" w:cs="Arial" w:eastAsia="Arial" w:hAnsi="Arial"/>
+          <w:sz w:val="20"/>
+          <w:szCs w:val="20"/>
+        </w:rPr>
+        <w:t xml:space="preserve">Standard sections: Overview, Setup, Usage, Features, Project Structure, Known Issues</w:t>
+      </w:r>
+    </w:p>
+    <w:p>
+      <w:pPr>
+        <w:spacing w:after="60"/>
+      </w:pPr>
+      <w:r>
+        <w:rPr>
+          <w:rFonts w:ascii="Arial" w:cs="Arial" w:eastAsia="Arial" w:hAnsi="Arial"/>
+          <w:sz w:val="20"/>
+          <w:szCs w:val="20"/>
+        </w:rPr>
+        <w:t xml:space="preserve">Minutes 5-50: Write Comprehensive Documentation</w:t>
+      </w:r>
+    </w:p>
+    <w:p>
+      <w:pPr>
+        <w:spacing w:after="60"/>
+      </w:pPr>
+      <w:r>
+        <w:rPr>
+          <w:rFonts w:ascii="Arial" w:cs="Arial" w:eastAsia="Arial" w:hAnsi="Arial"/>
+          <w:sz w:val="20"/>
+          <w:szCs w:val="20"/>
+        </w:rPr>
+        <w:t xml:space="preserve">Create/update these files:</w:t>
+      </w:r>
+    </w:p>
+    <w:p>
+      <w:pPr>
+        <w:spacing w:after="60"/>
+      </w:pPr>
+      <w:r>
+        <w:rPr>
+          <w:rFonts w:ascii="Arial" w:cs="Arial" w:eastAsia="Arial" w:hAnsi="Arial"/>
+          <w:sz w:val="20"/>
+          <w:szCs w:val="20"/>
+        </w:rPr>
+        <w:t xml:space="preserve">1. README.md — Main documentation (see template below)</w:t>
+      </w:r>
+    </w:p>
+    <w:p>
+      <w:pPr>
+        <w:spacing w:after="60"/>
+      </w:pPr>
+      <w:r>
+        <w:rPr>
+          <w:rFonts w:ascii="Arial" w:cs="Arial" w:eastAsia="Arial" w:hAnsi="Arial"/>
+          <w:sz w:val="20"/>
+          <w:szCs w:val="20"/>
+        </w:rPr>
+        <w:t xml:space="preserve">2. SETUP.md — Installation and setup instructions (if complex)</w:t>
+      </w:r>
+    </w:p>
+    <w:p>
+      <w:pPr>
+        <w:spacing w:after="60"/>
+      </w:pPr>
+      <w:r>
+        <w:rPr>
+          <w:rFonts w:ascii="Arial" w:cs="Arial" w:eastAsia="Arial" w:hAnsi="Arial"/>
+          <w:sz w:val="20"/>
+          <w:szCs w:val="20"/>
+        </w:rPr>
+        <w:t xml:space="preserve">3. Code comments — Final pass on docstrings and inline comments</w:t>
+      </w:r>
+    </w:p>
+    <w:p>
+      <w:pPr>
+        <w:spacing w:after="60"/>
+      </w:pPr>
+      <w:r>
+        <w:rPr>
+          <w:rFonts w:ascii="Arial" w:cs="Arial" w:eastAsia="Arial" w:hAnsi="Arial"/>
+          <w:sz w:val="20"/>
+          <w:szCs w:val="20"/>
+        </w:rPr>
+        <w:t xml:space="preserve">4. DATA_FORMAT.md — If applicable, document data structure (optional)</w:t>
+      </w:r>
+    </w:p>
+    <w:p>
+      <w:pPr>
+        <w:spacing w:after="60"/>
+      </w:pPr>
+      <w:r>
+        <w:rPr>
+          <w:rFonts w:ascii="Arial" w:cs="Arial" w:eastAsia="Arial" w:hAnsi="Arial"/>
+          <w:sz w:val="20"/>
+          <w:szCs w:val="20"/>
+        </w:rPr>
+        <w:t xml:space="preserve">Minutes 50-55: Final Code Review</w:t>
+      </w:r>
+    </w:p>
+    <w:p>
+      <w:pPr>
+        <w:spacing w:after="60"/>
+        <w:ind w:left="360"/>
+      </w:pPr>
+      <w:r>
+        <w:rPr>
+          <w:rFonts w:ascii="Arial" w:cs="Arial" w:eastAsia="Arial" w:hAnsi="Arial"/>
+          <w:sz w:val="20"/>
+          <w:szCs w:val="20"/>
+        </w:rPr>
+        <w:t xml:space="preserve">• </w:t>
+      </w:r>
+      <w:r>
+        <w:rPr>
+          <w:rFonts w:ascii="Arial" w:cs="Arial" w:eastAsia="Arial" w:hAnsi="Arial"/>
+          <w:sz w:val="20"/>
+          <w:szCs w:val="20"/>
+        </w:rPr>
+        <w:t xml:space="preserve">Read through your README as a user—is everything clear?</w:t>
+      </w:r>
+    </w:p>
+    <w:p>
+      <w:pPr>
+        <w:spacing w:after="60"/>
+        <w:ind w:left="360"/>
+      </w:pPr>
+      <w:r>
+        <w:rPr>
+          <w:rFonts w:ascii="Arial" w:cs="Arial" w:eastAsia="Arial" w:hAnsi="Arial"/>
+          <w:sz w:val="20"/>
+          <w:szCs w:val="20"/>
+        </w:rPr>
+        <w:t xml:space="preserve">• </w:t>
+      </w:r>
+      <w:r>
+        <w:rPr>
+          <w:rFonts w:ascii="Arial" w:cs="Arial" w:eastAsia="Arial" w:hAnsi="Arial"/>
+          <w:sz w:val="20"/>
+          <w:szCs w:val="20"/>
+        </w:rPr>
+        <w:t xml:space="preserve">Check: all functions have docstrings</w:t>
+      </w:r>
+    </w:p>
+    <w:p>
+      <w:pPr>
+        <w:spacing w:after="60"/>
+        <w:ind w:left="360"/>
+      </w:pPr>
+      <w:r>
+        <w:rPr>
+          <w:rFonts w:ascii="Arial" w:cs="Arial" w:eastAsia="Arial" w:hAnsi="Arial"/>
+          <w:sz w:val="20"/>
+          <w:szCs w:val="20"/>
+        </w:rPr>
+        <w:t xml:space="preserve">• </w:t>
+      </w:r>
+      <w:r>
+        <w:rPr>
+          <w:rFonts w:ascii="Arial" w:cs="Arial" w:eastAsia="Arial" w:hAnsi="Arial"/>
+          <w:sz w:val="20"/>
+          <w:szCs w:val="20"/>
+        </w:rPr>
+        <w:t xml:space="preserve">Verify: no debug code, clean commits</w:t>
+      </w:r>
+    </w:p>
+    <w:p>
+      <w:pPr>
+        <w:spacing w:after="60"/>
+        <w:ind w:left="360"/>
+      </w:pPr>
+      <w:r>
+        <w:rPr>
+          <w:rFonts w:ascii="Arial" w:cs="Arial" w:eastAsia="Arial" w:hAnsi="Arial"/>
+          <w:sz w:val="20"/>
+          <w:szCs w:val="20"/>
+        </w:rPr>
+        <w:t xml:space="preserve">• </w:t>
+      </w:r>
+      <w:r>
+        <w:rPr>
+          <w:rFonts w:ascii="Arial" w:cs="Arial" w:eastAsia="Arial" w:hAnsi="Arial"/>
+          <w:sz w:val="20"/>
+          <w:szCs w:val="20"/>
+        </w:rPr>
+        <w:t xml:space="preserve">Final save and commit</w:t>
+      </w:r>
+    </w:p>
+    <w:p>
+      <w:pPr>
+        <w:spacing w:after="60"/>
+      </w:pPr>
+      <w:r>
+        <w:rPr>
+          <w:rFonts w:ascii="Arial" w:cs="Arial" w:eastAsia="Arial" w:hAnsi="Arial"/>
+          <w:sz w:val="20"/>
+          <w:szCs w:val="20"/>
+        </w:rPr>
+        <w:t xml:space="preserve">Create a professional README:</w:t>
+      </w:r>
+    </w:p>
+    <w:p>
+      <w:pPr>
+        <w:spacing w:after="60"/>
+      </w:pPr>
+      <w:r>
+        <w:rPr>
+          <w:rFonts w:ascii="Arial" w:cs="Arial" w:eastAsia="Arial" w:hAnsi="Arial"/>
+          <w:sz w:val="20"/>
+          <w:szCs w:val="20"/>
+        </w:rPr>
+        <w:t xml:space="preserve">student_system/</w:t>
+      </w:r>
+    </w:p>
+    <w:p>
+      <w:pPr>
+        <w:spacing w:after="60"/>
+      </w:pPr>
+      <w:r>
+        <w:rPr>
+          <w:rFonts w:ascii="Arial" w:cs="Arial" w:eastAsia="Arial" w:hAnsi="Arial"/>
+          <w:sz w:val="20"/>
+          <w:szCs w:val="20"/>
+        </w:rPr>
+        <w:t xml:space="preserve">├── main.py              # Entry point; contains main menu loop</w:t>
+      </w:r>
+    </w:p>
+    <w:p>
+      <w:pPr>
+        <w:spacing w:after="60"/>
+      </w:pPr>
+      <w:r>
+        <w:rPr>
+          <w:rFonts w:ascii="Arial" w:cs="Arial" w:eastAsia="Arial" w:hAnsi="Arial"/>
+          <w:sz w:val="20"/>
+          <w:szCs w:val="20"/>
+        </w:rPr>
+        <w:t xml:space="preserve">├── src/</w:t>
+      </w:r>
+    </w:p>
+    <w:p>
+      <w:pPr>
+        <w:spacing w:after="60"/>
+      </w:pPr>
+      <w:r>
+        <w:rPr>
+          <w:rFonts w:ascii="Arial" w:cs="Arial" w:eastAsia="Arial" w:hAnsi="Arial"/>
+          <w:sz w:val="20"/>
+          <w:szCs w:val="20"/>
+        </w:rPr>
+        <w:t xml:space="preserve">│   ├── student.py       # Student class definition</w:t>
+      </w:r>
+    </w:p>
+    <w:p>
+      <w:pPr>
+        <w:spacing w:after="60"/>
+      </w:pPr>
+      <w:r>
+        <w:rPr>
+          <w:rFonts w:ascii="Arial" w:cs="Arial" w:eastAsia="Arial" w:hAnsi="Arial"/>
+          <w:sz w:val="20"/>
+          <w:szCs w:val="20"/>
+        </w:rPr>
+        <w:t xml:space="preserve">│   ├── system.py        # StudentSystem class (CRUD operations)</w:t>
+      </w:r>
+    </w:p>
+    <w:p>
+      <w:pPr>
+        <w:spacing w:after="60"/>
+      </w:pPr>
+      <w:r>
+        <w:rPr>
+          <w:rFonts w:ascii="Arial" w:cs="Arial" w:eastAsia="Arial" w:hAnsi="Arial"/>
+          <w:sz w:val="20"/>
+          <w:szCs w:val="20"/>
+        </w:rPr>
+        <w:t xml:space="preserve">│   └── utils.py         # Helper functions (validation, formatting)</w:t>
+      </w:r>
+    </w:p>
+    <w:p>
+      <w:pPr>
+        <w:spacing w:after="60"/>
+      </w:pPr>
+      <w:r>
+        <w:rPr>
+          <w:rFonts w:ascii="Arial" w:cs="Arial" w:eastAsia="Arial" w:hAnsi="Arial"/>
+          <w:sz w:val="20"/>
+          <w:szCs w:val="20"/>
+        </w:rPr>
+        <w:t xml:space="preserve">├── data/</w:t>
+      </w:r>
+    </w:p>
+    <w:p>
+      <w:pPr>
+        <w:spacing w:after="60"/>
+      </w:pPr>
+      <w:r>
+        <w:rPr>
+          <w:rFonts w:ascii="Arial" w:cs="Arial" w:eastAsia="Arial" w:hAnsi="Arial"/>
+          <w:sz w:val="20"/>
+          <w:szCs w:val="20"/>
+        </w:rPr>
+        <w:t xml:space="preserve">│   └── students.json    # Student data file (created on first save)</w:t>
+      </w:r>
+    </w:p>
+    <w:p>
+      <w:pPr>
+        <w:spacing w:after="60"/>
+      </w:pPr>
+      <w:r>
+        <w:rPr>
+          <w:rFonts w:ascii="Arial" w:cs="Arial" w:eastAsia="Arial" w:hAnsi="Arial"/>
+          <w:sz w:val="20"/>
+          <w:szCs w:val="20"/>
+        </w:rPr>
+        <w:t xml:space="preserve">├── README.md            # This file</w:t>
+      </w:r>
+    </w:p>
+    <w:p>
+      <w:pPr>
+        <w:spacing w:after="60"/>
+      </w:pPr>
+      <w:r>
+        <w:rPr>
+          <w:rFonts w:ascii="Arial" w:cs="Arial" w:eastAsia="Arial" w:hAnsi="Arial"/>
+          <w:sz w:val="20"/>
+          <w:szCs w:val="20"/>
+        </w:rPr>
+        <w:t xml:space="preserve">├── SETUP.md             # Installation instructions</w:t>
+      </w:r>
+    </w:p>
+    <w:p>
+      <w:pPr>
+        <w:spacing w:after="60"/>
+      </w:pPr>
+      <w:r>
+        <w:rPr>
+          <w:rFonts w:ascii="Arial" w:cs="Arial" w:eastAsia="Arial" w:hAnsi="Arial"/>
+          <w:sz w:val="20"/>
+          <w:szCs w:val="20"/>
+        </w:rPr>
+        <w:t xml:space="preserve">└── tests/</w:t>
+      </w:r>
+    </w:p>
+    <w:p>
+      <w:pPr>
+        <w:spacing w:after="60"/>
+      </w:pPr>
+      <w:r>
+        <w:rPr>
+          <w:rFonts w:ascii="Arial" w:cs="Arial" w:eastAsia="Arial" w:hAnsi="Arial"/>
+          <w:sz w:val="20"/>
+          <w:szCs w:val="20"/>
+        </w:rPr>
+        <w:t xml:space="preserve">└── sample_data.json # Sample data for testing</w:t>
+      </w:r>
+    </w:p>
+    <w:p>
+      <w:pPr>
+        <w:spacing w:after="60"/>
+      </w:pPr>
+      <w:r>
+        <w:rPr>
+          <w:rFonts w:ascii="Arial" w:cs="Arial" w:eastAsia="Arial" w:hAnsi="Arial"/>
+          <w:sz w:val="20"/>
+          <w:szCs w:val="20"/>
+        </w:rPr>
+        <w:t xml:space="preserve">$ python main.py</w:t>
+      </w:r>
+    </w:p>
+    <w:p>
+      <w:pPr>
+        <w:spacing w:after="60"/>
+      </w:pPr>
+      <w:r>
+        <w:rPr>
+          <w:rFonts w:ascii="Arial" w:cs="Arial" w:eastAsia="Arial" w:hAnsi="Arial"/>
+          <w:sz w:val="20"/>
+          <w:szCs w:val="20"/>
+        </w:rPr>
+        <w:t xml:space="preserve">Welcome to Student Information System</w:t>
+      </w:r>
+    </w:p>
+    <w:p>
+      <w:pPr>
+        <w:spacing w:after="60"/>
+      </w:pPr>
+      <w:r>
+        <w:rPr>
+          <w:rFonts w:ascii="Arial" w:cs="Arial" w:eastAsia="Arial" w:hAnsi="Arial"/>
+          <w:sz w:val="20"/>
+          <w:szCs w:val="20"/>
+        </w:rPr>
+        <w:t xml:space="preserve">1. Add student</w:t>
+      </w:r>
+    </w:p>
+    <w:p>
+      <w:pPr>
+        <w:spacing w:after="60"/>
+      </w:pPr>
+      <w:r>
+        <w:rPr>
+          <w:rFonts w:ascii="Arial" w:cs="Arial" w:eastAsia="Arial" w:hAnsi="Arial"/>
+          <w:sz w:val="20"/>
+          <w:szCs w:val="20"/>
+        </w:rPr>
+        <w:t xml:space="preserve">2. View all students</w:t>
+      </w:r>
+    </w:p>
+    <w:p>
+      <w:pPr>
+        <w:spacing w:after="60"/>
+      </w:pPr>
+      <w:r>
+        <w:rPr>
+          <w:rFonts w:ascii="Arial" w:cs="Arial" w:eastAsia="Arial" w:hAnsi="Arial"/>
+          <w:sz w:val="20"/>
+          <w:szCs w:val="20"/>
+        </w:rPr>
+        <w:t xml:space="preserve">3. Search by name</w:t>
+      </w:r>
+    </w:p>
+    <w:p>
+      <w:pPr>
+        <w:spacing w:after="60"/>
+      </w:pPr>
+      <w:r>
+        <w:rPr>
+          <w:rFonts w:ascii="Arial" w:cs="Arial" w:eastAsia="Arial" w:hAnsi="Arial"/>
+          <w:sz w:val="20"/>
+          <w:szCs w:val="20"/>
+        </w:rPr>
+        <w:t xml:space="preserve">4. Sort by GPA</w:t>
+      </w:r>
+    </w:p>
+    <w:p>
+      <w:pPr>
+        <w:spacing w:after="60"/>
+      </w:pPr>
+      <w:r>
+        <w:rPr>
+          <w:rFonts w:ascii="Arial" w:cs="Arial" w:eastAsia="Arial" w:hAnsi="Arial"/>
+          <w:sz w:val="20"/>
+          <w:szCs w:val="20"/>
+        </w:rPr>
+        <w:t xml:space="preserve">5. Save and exit</w:t>
+      </w:r>
+    </w:p>
+    <w:p>
+      <w:pPr>
+        <w:spacing w:after="60"/>
+      </w:pPr>
+      <w:r>
+        <w:rPr>
+          <w:rFonts w:ascii="Arial" w:cs="Arial" w:eastAsia="Arial" w:hAnsi="Arial"/>
+          <w:sz w:val="20"/>
+          <w:szCs w:val="20"/>
+        </w:rPr>
+        <w:t xml:space="preserve">Pick: 1</w:t>
+      </w:r>
+    </w:p>
+    <w:p>
+      <w:pPr>
+        <w:spacing w:after="60"/>
+      </w:pPr>
+      <w:r>
+        <w:rPr>
+          <w:rFonts w:ascii="Arial" w:cs="Arial" w:eastAsia="Arial" w:hAnsi="Arial"/>
+          <w:sz w:val="20"/>
+          <w:szCs w:val="20"/>
+        </w:rPr>
+        <w:t xml:space="preserve">Name: Alice Smith</w:t>
+      </w:r>
+    </w:p>
+    <w:p>
+      <w:pPr>
+        <w:spacing w:after="60"/>
+      </w:pPr>
+      <w:r>
+        <w:rPr>
+          <w:rFonts w:ascii="Arial" w:cs="Arial" w:eastAsia="Arial" w:hAnsi="Arial"/>
+          <w:sz w:val="20"/>
+          <w:szCs w:val="20"/>
+        </w:rPr>
+        <w:t xml:space="preserve">Student ID: 100</w:t>
+      </w:r>
+    </w:p>
+    <w:p>
+      <w:pPr>
+        <w:spacing w:after="60"/>
+      </w:pPr>
+      <w:r>
+        <w:rPr>
+          <w:rFonts w:ascii="Arial" w:cs="Arial" w:eastAsia="Arial" w:hAnsi="Arial"/>
+          <w:sz w:val="20"/>
+          <w:szCs w:val="20"/>
+        </w:rPr>
+        <w:t xml:space="preserve">GPA: 3.85</w:t>
+      </w:r>
+    </w:p>
+    <w:p>
+      <w:pPr>
+        <w:spacing w:after="60"/>
+      </w:pPr>
+      <w:r>
+        <w:rPr>
+          <w:rFonts w:ascii="Arial" w:cs="Arial" w:eastAsia="Arial" w:hAnsi="Arial"/>
+          <w:sz w:val="20"/>
+          <w:szCs w:val="20"/>
+        </w:rPr>
+        <w:t xml:space="preserve">Added Alice Smith</w:t>
+      </w:r>
+    </w:p>
+    <w:p>
+      <w:pPr>
+        <w:spacing w:after="60"/>
+      </w:pPr>
+      <w:r>
+        <w:rPr>
+          <w:rFonts w:ascii="Arial" w:cs="Arial" w:eastAsia="Arial" w:hAnsi="Arial"/>
+          <w:sz w:val="20"/>
+          <w:szCs w:val="20"/>
+        </w:rPr>
+        <w:t xml:space="preserve">Pick: 2</w:t>
+      </w:r>
+    </w:p>
+    <w:p>
+      <w:pPr>
+        <w:spacing w:after="60"/>
+      </w:pPr>
+      <w:r>
+        <w:rPr>
+          <w:rFonts w:ascii="Arial" w:cs="Arial" w:eastAsia="Arial" w:hAnsi="Arial"/>
+          <w:sz w:val="20"/>
+          <w:szCs w:val="20"/>
+        </w:rPr>
+        <w:t xml:space="preserve">All Students:</w:t>
+      </w:r>
+    </w:p>
+    <w:p>
+      <w:pPr>
+        <w:spacing w:after="60"/>
+      </w:pPr>
+      <w:r>
+        <w:rPr>
+          <w:rFonts w:ascii="Arial" w:cs="Arial" w:eastAsia="Arial" w:hAnsi="Arial"/>
+          <w:sz w:val="20"/>
+          <w:szCs w:val="20"/>
+        </w:rPr>
+        <w:t xml:space="preserve">ID: 100 | Name: Alice Smith | GPA: 3.85</w:t>
+      </w:r>
+    </w:p>
+    <w:p>
+      <w:pPr>
+        <w:spacing w:after="60"/>
+      </w:pPr>
+      <w:r>
+        <w:rPr>
+          <w:rFonts w:ascii="Arial" w:cs="Arial" w:eastAsia="Arial" w:hAnsi="Arial"/>
+          <w:sz w:val="20"/>
+          <w:szCs w:val="20"/>
+        </w:rPr>
+        <w:t xml:space="preserve">Pick: 5</w:t>
+      </w:r>
+    </w:p>
+    <w:p>
+      <w:pPr>
+        <w:spacing w:after="60"/>
+      </w:pPr>
+      <w:r>
+        <w:rPr>
+          <w:rFonts w:ascii="Arial" w:cs="Arial" w:eastAsia="Arial" w:hAnsi="Arial"/>
+          <w:sz w:val="20"/>
+          <w:szCs w:val="20"/>
+        </w:rPr>
+        <w:t xml:space="preserve">Saved. Goodbye!</w:t>
+      </w:r>
+    </w:p>
+    <w:p>
+      <w:pPr>
+        <w:spacing w:after="60"/>
+      </w:pPr>
+      <w:r>
+        <w:rPr>
+          <w:rFonts w:ascii="Arial" w:cs="Arial" w:eastAsia="Arial" w:hAnsi="Arial"/>
+          <w:sz w:val="20"/>
+          <w:szCs w:val="20"/>
+        </w:rPr>
+        <w:t xml:space="preserve">python -m unittest tests/test_system.py  # If you have unit tests</w:t>
+      </w:r>
+    </w:p>
+    <w:p>
+      <w:pPr>
+        <w:spacing w:after="60"/>
+      </w:pPr>
+      <w:r>
+        <w:rPr>
+          <w:rFonts w:ascii="Arial" w:cs="Arial" w:eastAsia="Arial" w:hAnsi="Arial"/>
+          <w:sz w:val="20"/>
+          <w:szCs w:val="20"/>
+        </w:rPr>
+        <w:t xml:space="preserve">def search_by_name(self, name):</w:t>
+      </w:r>
+    </w:p>
+    <w:p>
+      <w:pPr>
+        <w:spacing w:after="60"/>
+      </w:pPr>
+      <w:r>
+        <w:rPr>
+          <w:rFonts w:ascii="Arial" w:cs="Arial" w:eastAsia="Arial" w:hAnsi="Arial"/>
+          <w:sz w:val="20"/>
+          <w:szCs w:val="20"/>
+        </w:rPr>
+        <w:t xml:space="preserve">"""Search for students by name (case-insensitive partial match).</w:t>
+      </w:r>
+    </w:p>
+    <w:p>
+      <w:pPr>
+        <w:spacing w:after="60"/>
+      </w:pPr>
+      <w:r>
+        <w:rPr>
+          <w:rFonts w:ascii="Arial" w:cs="Arial" w:eastAsia="Arial" w:hAnsi="Arial"/>
+          <w:sz w:val="20"/>
+          <w:szCs w:val="20"/>
+        </w:rPr>
+        <w:t xml:space="preserve">Args:</w:t>
+      </w:r>
+    </w:p>
+    <w:p>
+      <w:pPr>
+        <w:spacing w:after="60"/>
+      </w:pPr>
+      <w:r>
+        <w:rPr>
+          <w:rFonts w:ascii="Arial" w:cs="Arial" w:eastAsia="Arial" w:hAnsi="Arial"/>
+          <w:sz w:val="20"/>
+          <w:szCs w:val="20"/>
+        </w:rPr>
+        <w:t xml:space="preserve">name (str): Name or partial name to search for</w:t>
+      </w:r>
+    </w:p>
+    <w:p>
+      <w:pPr>
+        <w:spacing w:after="60"/>
+      </w:pPr>
+      <w:r>
+        <w:rPr>
+          <w:rFonts w:ascii="Arial" w:cs="Arial" w:eastAsia="Arial" w:hAnsi="Arial"/>
+          <w:sz w:val="20"/>
+          <w:szCs w:val="20"/>
+        </w:rPr>
+        <w:t xml:space="preserve">Returns:</w:t>
+      </w:r>
+    </w:p>
+    <w:p>
+      <w:pPr>
+        <w:spacing w:after="60"/>
+      </w:pPr>
+      <w:r>
+        <w:rPr>
+          <w:rFonts w:ascii="Arial" w:cs="Arial" w:eastAsia="Arial" w:hAnsi="Arial"/>
+          <w:sz w:val="20"/>
+          <w:szCs w:val="20"/>
+        </w:rPr>
+        <w:t xml:space="preserve">list[Student]: List of matching students</w:t>
+      </w:r>
+    </w:p>
+    <w:p>
+      <w:pPr>
+        <w:spacing w:after="60"/>
+      </w:pPr>
+      <w:r>
+        <w:rPr>
+          <w:rFonts w:ascii="Arial" w:cs="Arial" w:eastAsia="Arial" w:hAnsi="Arial"/>
+          <w:sz w:val="20"/>
+          <w:szCs w:val="20"/>
+        </w:rPr>
+        <w:t xml:space="preserve">"""</w:t>
+      </w:r>
+    </w:p>
+    <w:p>
+      <w:pPr>
+        <w:spacing w:after="60"/>
+      </w:pPr>
+      <w:r>
+        <w:rPr>
+          <w:rFonts w:ascii="Arial" w:cs="Arial" w:eastAsia="Arial" w:hAnsi="Arial"/>
+          <w:sz w:val="20"/>
+          <w:szCs w:val="20"/>
+        </w:rPr>
+        <w:t xml:space="preserve">Review every function:</w:t>
+      </w:r>
+    </w:p>
+    <w:p>
+      <w:pPr>
+        <w:spacing w:after="160"/>
       </w:pPr>
     </w:p>
     <w:p>
@@ -2572,6 +3901,134 @@
     <w:p>
       <w:pPr>
         <w:spacing w:after="120"/>
+      </w:pPr>
+    </w:p>
+    <w:p>
+      <w:pPr>
+        <w:pBdr>
+          <w:bottom w:val="single" w:color="1B7A4A" w:sz="4" w:space="4"/>
+        </w:pBdr>
+        <w:spacing w:after="100" w:before="120"/>
+      </w:pPr>
+      <w:r>
+        <w:rPr>
+          <w:rFonts w:ascii="Arial" w:cs="Arial" w:eastAsia="Arial" w:hAnsi="Arial"/>
+          <w:b/>
+          <w:bCs/>
+          <w:color w:val="1B7A4A"/>
+          <w:sz w:val="24"/>
+          <w:szCs w:val="24"/>
+        </w:rPr>
+        <w:t xml:space="preserve">Guided Practice</w:t>
+      </w:r>
+    </w:p>
+    <w:p>
+      <w:pPr>
+        <w:spacing w:after="60"/>
+      </w:pPr>
+      <w:r>
+        <w:rPr>
+          <w:rFonts w:ascii="Arial" w:cs="Arial" w:eastAsia="Arial" w:hAnsi="Arial"/>
+          <w:sz w:val="20"/>
+          <w:szCs w:val="20"/>
+        </w:rPr>
+        <w:t xml:space="preserve">- [ ] README.md created and comprehensive</w:t>
+      </w:r>
+    </w:p>
+    <w:p>
+      <w:pPr>
+        <w:spacing w:after="60"/>
+      </w:pPr>
+      <w:r>
+        <w:rPr>
+          <w:rFonts w:ascii="Arial" w:cs="Arial" w:eastAsia="Arial" w:hAnsi="Arial"/>
+          <w:sz w:val="20"/>
+          <w:szCs w:val="20"/>
+        </w:rPr>
+        <w:t xml:space="preserve">- [ ] Project structure documented</w:t>
+      </w:r>
+    </w:p>
+    <w:p>
+      <w:pPr>
+        <w:spacing w:after="60"/>
+      </w:pPr>
+      <w:r>
+        <w:rPr>
+          <w:rFonts w:ascii="Arial" w:cs="Arial" w:eastAsia="Arial" w:hAnsi="Arial"/>
+          <w:sz w:val="20"/>
+          <w:szCs w:val="20"/>
+        </w:rPr>
+        <w:t xml:space="preserve">- [ ] Installation instructions clear</w:t>
+      </w:r>
+    </w:p>
+    <w:p>
+      <w:pPr>
+        <w:spacing w:after="60"/>
+      </w:pPr>
+      <w:r>
+        <w:rPr>
+          <w:rFonts w:ascii="Arial" w:cs="Arial" w:eastAsia="Arial" w:hAnsi="Arial"/>
+          <w:sz w:val="20"/>
+          <w:szCs w:val="20"/>
+        </w:rPr>
+        <w:t xml:space="preserve">- [ ] Usage examples provided</w:t>
+      </w:r>
+    </w:p>
+    <w:p>
+      <w:pPr>
+        <w:spacing w:after="60"/>
+      </w:pPr>
+      <w:r>
+        <w:rPr>
+          <w:rFonts w:ascii="Arial" w:cs="Arial" w:eastAsia="Arial" w:hAnsi="Arial"/>
+          <w:sz w:val="20"/>
+          <w:szCs w:val="20"/>
+        </w:rPr>
+        <w:t xml:space="preserve">- [ ] Known issues documented honestly</w:t>
+      </w:r>
+    </w:p>
+    <w:p>
+      <w:pPr>
+        <w:spacing w:after="60"/>
+      </w:pPr>
+      <w:r>
+        <w:rPr>
+          <w:rFonts w:ascii="Arial" w:cs="Arial" w:eastAsia="Arial" w:hAnsi="Arial"/>
+          <w:sz w:val="20"/>
+          <w:szCs w:val="20"/>
+        </w:rPr>
+        <w:t xml:space="preserve">- [ ] All functions have docstrings</w:t>
+      </w:r>
+    </w:p>
+    <w:p>
+      <w:pPr>
+        <w:spacing w:after="60"/>
+      </w:pPr>
+      <w:r>
+        <w:rPr>
+          <w:rFonts w:ascii="Arial" w:cs="Arial" w:eastAsia="Arial" w:hAnsi="Arial"/>
+          <w:sz w:val="20"/>
+          <w:szCs w:val="20"/>
+        </w:rPr>
+        <w:t xml:space="preserve">- [ ] No debug code or dead comments</w:t>
+      </w:r>
+    </w:p>
+    <w:p>
+      <w:pPr>
+        <w:spacing w:after="60"/>
+      </w:pPr>
+      <w:r>
+        <w:rPr>
+          <w:rFonts w:ascii="Arial" w:cs="Arial" w:eastAsia="Arial" w:hAnsi="Arial"/>
+          <w:sz w:val="20"/>
+          <w:szCs w:val="20"/>
+        </w:rPr>
+        <w:t xml:space="preserve">- [ ] Final commit message clear: "Docs: complete README and docstrings"</w:t>
+      </w:r>
+    </w:p>
+    <w:p>
+      <w:pPr>
+        <w:spacing w:after="160"/>
       </w:pPr>
     </w:p>
     <w:p>
